--- a/documentos explosão/Programa Socio Torcedor Explosao Junina.docx
+++ b/documentos explosão/Programa Socio Torcedor Explosao Junina.docx
@@ -161,7 +161,7 @@
         <w:pStyle w:val="ListParagraph"/>
       </w:pPr>
       <w:r>
-        <w:t>Contribuição simbólica, mensal ou por temporada, à escolha do torcedor.</w:t>
+        <w:t>Contribuição simbólica, mensal ou por temporada, à escolha do torcedor. A temporada tem dez meses, de fevereiro a novembro — dezembro e janeiro são livres, sem cobrança.</w:t>
       </w:r>
     </w:p>
     <w:p>
@@ -177,7 +177,7 @@
         <w:pStyle w:val="ListParagraph"/>
       </w:pPr>
       <w:r>
-        <w:t>Carteirinha de Sócio Torcedor: digital na hora e física entregue numa reunião da torcida.</w:t>
+        <w:t>Carteirinha de Sócio Torcedor: digital na hora, no seu painel. Quem aderir até fevereiro de 2027 recebe também a carteirinha física exclusiva da primeira temporada, entregue na reunião da torcida.</w:t>
       </w:r>
     </w:p>
     <w:p>
@@ -193,7 +193,7 @@
         <w:pStyle w:val="ListParagraph"/>
       </w:pPr>
       <w:r>
-        <w:t>Transparência total: o sócio acompanha para onde vai cada real (ver seção própria).</w:t>
+        <w:t>Transparência: o sócio acompanha as contas da quadrilha, liberadas temporada por temporada (ver seção própria).</w:t>
       </w:r>
     </w:p>
     <w:p>
@@ -291,7 +291,7 @@
           </w:tcPr>
           <w:p>
             <w:r>
-              <w:t>R$ 5</w:t>
+              <w:t>R$ 10</w:t>
             </w:r>
           </w:p>
         </w:tc>
@@ -301,7 +301,7 @@
           </w:tcPr>
           <w:p>
             <w:r>
-              <w:t>R$ 50</w:t>
+              <w:t>R$ 100</w:t>
             </w:r>
           </w:p>
         </w:tc>
@@ -333,7 +333,7 @@
           </w:tcPr>
           <w:p>
             <w:r>
-              <w:t>R$ 10</w:t>
+              <w:t>R$ 20</w:t>
             </w:r>
           </w:p>
         </w:tc>
@@ -343,7 +343,7 @@
           </w:tcPr>
           <w:p>
             <w:r>
-              <w:t>R$ 100</w:t>
+              <w:t>R$ 200</w:t>
             </w:r>
           </w:p>
         </w:tc>
@@ -375,7 +375,7 @@
           </w:tcPr>
           <w:p>
             <w:r>
-              <w:t>R$ 20</w:t>
+              <w:t>R$ 30</w:t>
             </w:r>
           </w:p>
         </w:tc>
@@ -385,7 +385,7 @@
           </w:tcPr>
           <w:p>
             <w:r>
-              <w:t>R$ 200</w:t>
+              <w:t>R$ 300</w:t>
             </w:r>
           </w:p>
         </w:tc>
@@ -428,7 +428,7 @@
     </w:p>
     <w:p>
       <w:r>
-        <w:t>Todo sócio recebe a carteirinha digital na adesão e, numa reunião da torcida, a carteirinha física oficial de Sócio Torcedor da Explosão.</w:t>
+        <w:t>Todo sócio recebe a carteirinha digital na adesão. Quem aderir até fevereiro de 2027 recebe ainda a carteirinha física exclusiva da primeira temporada — design próprio, entregue pessoalmente numa reunião da torcida, item de colecionador que só esse grupo terá. Quem entrar depois recebe a carteirinha comum.</w:t>
       </w:r>
     </w:p>
     <w:p>
@@ -465,7 +465,7 @@
     </w:p>
     <w:p>
       <w:r>
-        <w:t>Ao longo do ano, sorteios exclusivos entre os sócios, com prêmios como dinheiro, kits de mercado e descontos com os nossos parceiros. Todos os sócios concorrem com a mesma chance, independentemente do nível — todo apoio vale igual na hora do sorteio.</w:t>
+        <w:t>Ao longo do ano, sorteios exclusivos entre os sócios, com prêmios como dinheiro, kits de mercado e descontos com os nossos parceiros. Participa quem está com a contribuição em dia — e, entre os elegíveis, todos concorrem com a mesma chance, independentemente do nível: todo apoio vale igual na hora do sorteio. Quem atrasa não paga multa nem juros; só fica de fora dos sorteios até regularizar.</w:t>
       </w:r>
     </w:p>
     <w:p>
@@ -510,7 +510,7 @@
     </w:p>
     <w:p>
       <w:r>
-        <w:t>O sócio tem acesso à planilha de gastos e investimentos da quadrilha — receitas, despesas e destino de cada recurso. Você apoia sabendo exatamente para onde vai o dinheiro.</w:t>
+        <w:t>O sócio tem acesso ao painel de finanças da quadrilha — receitas, despesas e destino de cada recurso —, liberado temporada por temporada pela coordenação. Você apoia sabendo para onde vai o dinheiro.</w:t>
       </w:r>
     </w:p>
     <w:p>
@@ -576,7 +576,7 @@
         <w:pStyle w:val="ListParagraph"/>
       </w:pPr>
       <w:r>
-        <w:t>60 no nível Fogueira (R$ 5) = R$ 300/mês</w:t>
+        <w:t>60 no nível Fogueira (R$ 10) = R$ 600/mês</w:t>
       </w:r>
     </w:p>
     <w:p>
@@ -584,7 +584,7 @@
         <w:pStyle w:val="ListParagraph"/>
       </w:pPr>
       <w:r>
-        <w:t>30 no nível Bandeirinha (R$ 10) = R$ 300/mês</w:t>
+        <w:t>30 no nível Bandeirinha (R$ 20) = R$ 600/mês</w:t>
       </w:r>
     </w:p>
     <w:p>
@@ -592,12 +592,12 @@
         <w:pStyle w:val="ListParagraph"/>
       </w:pPr>
       <w:r>
-        <w:t>10 no nível Estrela do Arraial (R$ 20) = R$ 200/mês</w:t>
+        <w:t>10 no nível Estrela do Arraial (R$ 30) = R$ 300/mês</w:t>
       </w:r>
     </w:p>
     <w:p>
       <w:r>
-        <w:t>Total do exemplo: cerca de R$ 800 por mês — aproximadamente R$ 9.600 ao longo do ano, só com a torcida. Números meramente ilustrativos, para dimensionar o potencial do programa.</w:t>
+        <w:t>Total do exemplo: cerca de R$ 1.500 por mês — aproximadamente R$ 15.000 na temporada de dez meses, só com a torcida. Números meramente ilustrativos, para dimensionar o potencial do programa.</w:t>
       </w:r>
     </w:p>
     <w:p>
@@ -665,7 +665,7 @@
     </w:p>
     <w:p>
       <w:r>
-        <w:t>Assim como com os parceiros, cada real do Sócio Torcedor entra na prestação de contas aberta da quadrilha. A planilha de gastos e investimentos fica disponível aos sócios, com o mesmo padrão de seriedade do Kit Parceiro.</w:t>
+        <w:t>Assim como com os parceiros, cada real do Sócio Torcedor entra na prestação de contas aberta da quadrilha. O painel de finanças fica disponível aos sócios, liberado temporada por temporada, com o mesmo padrão de seriedade do Kit Parceiro.</w:t>
       </w:r>
     </w:p>
     <w:p/>

--- a/documentos explosão/Programa Socio Torcedor Explosao Junina.docx
+++ b/documentos explosão/Programa Socio Torcedor Explosao Junina.docx
@@ -4,16 +4,151 @@
   <w:body>
     <w:p>
       <w:pPr>
+        <w:spacing w:after="2000"/>
+      </w:pPr>
+    </w:p>
+    <w:p>
+      <w:pPr>
+        <w:spacing w:after="60"/>
         <w:jc w:val="center"/>
       </w:pPr>
       <w:r>
         <w:rPr>
+          <w:rFonts w:ascii="Arial" w:hAnsi="Arial"/>
           <w:b/>
           <w:i w:val="0"/>
-          <w:sz w:val="24"/>
+          <w:color w:val="922B21"/>
+          <w:sz w:val="44"/>
         </w:rPr>
         <w:t>QUADRILHA JUNINA</w:t>
       </w:r>
+    </w:p>
+    <w:p>
+      <w:pPr>
+        <w:spacing w:after="60"/>
+        <w:jc w:val="center"/>
+      </w:pPr>
+      <w:r>
+        <w:rPr>
+          <w:rFonts w:ascii="Arial" w:hAnsi="Arial"/>
+          <w:b/>
+          <w:i w:val="0"/>
+          <w:color w:val="922B21"/>
+          <w:sz w:val="44"/>
+        </w:rPr>
+        <w:t>EXPLOSÃO JUNINA DE BERURI</w:t>
+      </w:r>
+    </w:p>
+    <w:p>
+      <w:pPr>
+        <w:spacing w:after="60"/>
+        <w:jc w:val="center"/>
+      </w:pPr>
+      <w:r>
+        <w:rPr>
+          <w:rFonts w:ascii="Arial" w:hAnsi="Arial"/>
+          <w:b w:val="0"/>
+          <w:i w:val="0"/>
+          <w:color w:val="2C3E50"/>
+          <w:sz w:val="20"/>
+        </w:rPr>
+        <w:t>Grupo Recreativo e Folclórico | Campeã do Festival Folclórico 2025</w:t>
+      </w:r>
+    </w:p>
+    <w:p>
+      <w:pPr>
+        <w:spacing w:after="60"/>
+        <w:jc w:val="center"/>
+      </w:pPr>
+      <w:r>
+        <w:rPr>
+          <w:rFonts w:ascii="Arial" w:hAnsi="Arial"/>
+          <w:b w:val="0"/>
+          <w:i w:val="0"/>
+          <w:color w:val="2C3E50"/>
+          <w:sz w:val="18"/>
+        </w:rPr>
+        <w:t>Filiada à LIQUAJUAM | Fundada em 02/06/2017</w:t>
+      </w:r>
+    </w:p>
+    <w:p>
+      <w:pPr>
+        <w:spacing w:after="400"/>
+      </w:pPr>
+    </w:p>
+    <w:p>
+      <w:pPr>
+        <w:spacing w:after="80"/>
+        <w:jc w:val="center"/>
+      </w:pPr>
+      <w:r>
+        <w:rPr>
+          <w:rFonts w:ascii="Arial" w:hAnsi="Arial"/>
+          <w:b/>
+          <w:i w:val="0"/>
+          <w:color w:val="922B21"/>
+          <w:sz w:val="52"/>
+        </w:rPr>
+        <w:t>PROGRAMA</w:t>
+      </w:r>
+    </w:p>
+    <w:p>
+      <w:pPr>
+        <w:spacing w:after="80"/>
+        <w:jc w:val="center"/>
+      </w:pPr>
+      <w:r>
+        <w:rPr>
+          <w:rFonts w:ascii="Arial" w:hAnsi="Arial"/>
+          <w:b/>
+          <w:i w:val="0"/>
+          <w:color w:val="922B21"/>
+          <w:sz w:val="52"/>
+        </w:rPr>
+        <w:t>SÓCIO TORCEDOR</w:t>
+      </w:r>
+    </w:p>
+    <w:p>
+      <w:pPr>
+        <w:spacing w:after="200"/>
+      </w:pPr>
+    </w:p>
+    <w:p>
+      <w:pPr>
+        <w:spacing w:after="60"/>
+        <w:jc w:val="center"/>
+      </w:pPr>
+      <w:r>
+        <w:rPr>
+          <w:rFonts w:ascii="Arial" w:hAnsi="Arial"/>
+          <w:b/>
+          <w:i w:val="0"/>
+          <w:color w:val="F39C12"/>
+          <w:sz w:val="28"/>
+        </w:rPr>
+        <w:t>Temporada 2027</w:t>
+      </w:r>
+    </w:p>
+    <w:p>
+      <w:pPr>
+        <w:spacing w:after="60"/>
+        <w:jc w:val="center"/>
+      </w:pPr>
+      <w:r>
+        <w:rPr>
+          <w:rFonts w:ascii="Arial" w:hAnsi="Arial"/>
+          <w:b w:val="0"/>
+          <w:i w:val="0"/>
+          <w:color w:val="2C3E50"/>
+          <w:sz w:val="22"/>
+        </w:rPr>
+        <w:t>Faça parte da torcida oficial da quadrilha campeã.</w:t>
+      </w:r>
+    </w:p>
+    <w:p>
+      <w:pPr>
+        <w:spacing w:after="600"/>
+      </w:pPr>
     </w:p>
     <w:p>
       <w:pPr>
@@ -21,12 +156,19 @@
       </w:pPr>
       <w:r>
         <w:rPr>
-          <w:b/>
-          <w:i w:val="0"/>
-          <w:sz w:val="32"/>
+          <w:rFonts w:ascii="Arial" w:hAnsi="Arial"/>
+          <w:b w:val="0"/>
+          <w:i/>
+          <w:color w:val="7F8C8D"/>
+          <w:sz w:val="20"/>
         </w:rPr>
-        <w:t>EXPLOSÃO JUNINA DE BERURI</w:t>
+        <w:t>Proposta inicial — valores e benefícios ajustáveis pela coordenação.</w:t>
       </w:r>
+    </w:p>
+    <w:p>
+      <w:pPr>
+        <w:spacing w:after="800"/>
+      </w:pPr>
     </w:p>
     <w:p>
       <w:pPr>
@@ -34,198 +176,322 @@
       </w:pPr>
       <w:r>
         <w:rPr>
+          <w:rFonts w:ascii="Arial" w:hAnsi="Arial"/>
           <w:b w:val="0"/>
           <w:i w:val="0"/>
+          <w:color w:val="2C3E50"/>
+          <w:sz w:val="22"/>
         </w:rPr>
-        <w:t>Grupo Recreativo e Folclórico</w:t>
+        <w:t>Beruri – Amazonas</w:t>
       </w:r>
     </w:p>
     <w:p>
-      <w:pPr>
-        <w:jc w:val="center"/>
-      </w:pPr>
       <w:r>
-        <w:rPr>
-          <w:b w:val="0"/>
-          <w:i w:val="0"/>
-        </w:rPr>
-        <w:t>Campeã do Festival Folclórico de Beruri 2025</w:t>
-      </w:r>
-    </w:p>
-    <w:p>
-      <w:pPr>
-        <w:jc w:val="center"/>
-      </w:pPr>
-      <w:r>
-        <w:rPr>
-          <w:b w:val="0"/>
-          <w:i w:val="0"/>
-        </w:rPr>
-        <w:t>Filiada à LIQUAJUAM | Fundada em 02/06/2017</w:t>
-      </w:r>
-    </w:p>
-    <w:p/>
-    <w:p>
-      <w:pPr>
-        <w:jc w:val="center"/>
-      </w:pPr>
-      <w:r>
-        <w:rPr>
-          <w:b/>
-          <w:i w:val="0"/>
-          <w:color w:val="B84A00"/>
-          <w:sz w:val="44"/>
-        </w:rPr>
-        <w:t>PROGRAMA SÓCIO TORCEDOR</w:t>
-      </w:r>
-    </w:p>
-    <w:p>
-      <w:pPr>
-        <w:jc w:val="center"/>
-      </w:pPr>
-      <w:r>
-        <w:rPr>
-          <w:b/>
-          <w:i w:val="0"/>
-          <w:sz w:val="26"/>
-        </w:rPr>
-        <w:t>TEMPORADA 2027</w:t>
-      </w:r>
-    </w:p>
-    <w:p/>
-    <w:p>
-      <w:pPr>
-        <w:jc w:val="center"/>
-      </w:pPr>
-      <w:r>
-        <w:rPr>
-          <w:b/>
-          <w:i w:val="0"/>
-        </w:rPr>
-        <w:t>Faça parte da torcida oficial da quadrilha campeã.</w:t>
-      </w:r>
-    </w:p>
-    <w:p>
-      <w:pPr>
-        <w:jc w:val="center"/>
-      </w:pPr>
-      <w:r>
-        <w:rPr>
-          <w:b w:val="0"/>
-          <w:i w:val="0"/>
-        </w:rPr>
-        <w:t>Beruri – Amazonas | 2027</w:t>
-      </w:r>
-    </w:p>
-    <w:p/>
-    <w:p>
-      <w:pPr>
-        <w:jc w:val="center"/>
-      </w:pPr>
-      <w:r>
-        <w:rPr>
-          <w:b w:val="0"/>
-          <w:i/>
-        </w:rPr>
-        <w:t>Proposta inicial — valores e benefícios ajustáveis pela coordenação.</w:t>
+        <w:br w:type="page"/>
       </w:r>
     </w:p>
     <w:p>
       <w:pPr>
         <w:pStyle w:val="Heading1"/>
+        <w:spacing w:before="360" w:after="200"/>
       </w:pPr>
       <w:r>
+        <w:rPr>
+          <w:rFonts w:ascii="Arial" w:hAnsi="Arial"/>
+          <w:b/>
+          <w:i w:val="0"/>
+          <w:color w:val="922B21"/>
+          <w:sz w:val="32"/>
+        </w:rPr>
         <w:t>O QUE É</w:t>
       </w:r>
     </w:p>
     <w:p>
+      <w:pPr>
+        <w:spacing w:after="140"/>
+        <w:jc w:val="both"/>
+      </w:pPr>
       <w:r>
+        <w:rPr>
+          <w:rFonts w:ascii="Arial" w:hAnsi="Arial"/>
+          <w:b w:val="0"/>
+          <w:i w:val="0"/>
+          <w:color w:val="2C3E50"/>
+          <w:sz w:val="22"/>
+        </w:rPr>
         <w:t>O Sócio Torcedor é o jeito de qualquer pessoa da comunidade apoiar a Explosão o ano inteiro, com uma contribuição simbólica. Não é patrocínio de empresa (isso está no Kit Parceiro): é a torcida oficial da quadrilha, gente que gosta da Explosão e quer ajudar a manter viva a cultura de Beruri.</w:t>
       </w:r>
     </w:p>
     <w:p>
+      <w:pPr>
+        <w:spacing w:after="140"/>
+        <w:jc w:val="both"/>
+      </w:pPr>
       <w:r>
-        <w:t>O objetivo é criar uma base de apoio recorrente e previsível, que ajude a sustentar os projetos e os patrocínios durante toda a temporada — e não só nos meses do Festival. E, mais que ajudar, o sócio entra para dentro da quadrilha: recebe carinho, reconhecimento e vantagens de verdade o ano todo.</w:t>
+        <w:rPr>
+          <w:rFonts w:ascii="Arial" w:hAnsi="Arial"/>
+          <w:b w:val="0"/>
+          <w:i w:val="0"/>
+          <w:color w:val="2C3E50"/>
+          <w:sz w:val="22"/>
+        </w:rPr>
+        <w:t>O objetivo é criar uma base de apoio recorrente e previsível, que ajude a sustentar os projetos e as apresentações durante toda a temporada — e não só nos meses do Festival. E, mais que ajudar, o sócio entra para dentro da quadrilha: recebe carinho, reconhecimento e vantagens de verdade o ano todo.</w:t>
       </w:r>
     </w:p>
     <w:p>
       <w:pPr>
         <w:pStyle w:val="Heading1"/>
+        <w:spacing w:before="360" w:after="200"/>
       </w:pPr>
       <w:r>
+        <w:rPr>
+          <w:rFonts w:ascii="Arial" w:hAnsi="Arial"/>
+          <w:b/>
+          <w:i w:val="0"/>
+          <w:color w:val="922B21"/>
+          <w:sz w:val="32"/>
+        </w:rPr>
         <w:t>COMO FUNCIONA</w:t>
       </w:r>
     </w:p>
     <w:p>
       <w:pPr>
-        <w:pStyle w:val="ListParagraph"/>
+        <w:pStyle w:val="ListBullet"/>
+        <w:spacing w:after="80"/>
       </w:pPr>
       <w:r>
-        <w:t>Contribuição simbólica, mensal ou por temporada, à escolha do torcedor. A temporada tem dez meses, de fevereiro a novembro — dezembro e janeiro são livres, sem cobrança.</w:t>
+        <w:rPr>
+          <w:rFonts w:ascii="Arial" w:hAnsi="Arial"/>
+          <w:b/>
+          <w:i w:val="0"/>
+          <w:color w:val="2C3E50"/>
+          <w:sz w:val="22"/>
+        </w:rPr>
+        <w:t xml:space="preserve">Contribuição simbólica: </w:t>
+      </w:r>
+      <w:r>
+        <w:rPr>
+          <w:rFonts w:ascii="Arial" w:hAnsi="Arial"/>
+          <w:b w:val="0"/>
+          <w:i w:val="0"/>
+          <w:color w:val="2C3E50"/>
+          <w:sz w:val="22"/>
+        </w:rPr>
+        <w:t>mensal ou por temporada, à sua escolha. A temporada tem dez meses, de fevereiro a novembro — dezembro e janeiro são livres, sem cobrança.</w:t>
       </w:r>
     </w:p>
     <w:p>
       <w:pPr>
-        <w:pStyle w:val="ListParagraph"/>
+        <w:pStyle w:val="ListBullet"/>
+        <w:spacing w:after="80"/>
       </w:pPr>
       <w:r>
-        <w:t>Adesão simples: um Pix e o cadastro na lista oficial de sócios.</w:t>
+        <w:rPr>
+          <w:rFonts w:ascii="Arial" w:hAnsi="Arial"/>
+          <w:b/>
+          <w:i w:val="0"/>
+          <w:color w:val="2C3E50"/>
+          <w:sz w:val="22"/>
+        </w:rPr>
+        <w:t xml:space="preserve">Vencimento no dia 5: </w:t>
+      </w:r>
+      <w:r>
+        <w:rPr>
+          <w:rFonts w:ascii="Arial" w:hAnsi="Arial"/>
+          <w:b w:val="0"/>
+          <w:i w:val="0"/>
+          <w:color w:val="2C3E50"/>
+          <w:sz w:val="22"/>
+        </w:rPr>
+        <w:t>de cada mês, por Pix ou em dinheiro com a coordenação.</w:t>
       </w:r>
     </w:p>
     <w:p>
       <w:pPr>
-        <w:pStyle w:val="ListParagraph"/>
+        <w:pStyle w:val="ListBullet"/>
+        <w:spacing w:after="80"/>
       </w:pPr>
       <w:r>
-        <w:t>Carteirinha de Sócio Torcedor: digital na hora, no seu painel. Quem aderir até fevereiro de 2027 recebe também a carteirinha física exclusiva da primeira temporada, entregue na reunião da torcida.</w:t>
+        <w:rPr>
+          <w:rFonts w:ascii="Arial" w:hAnsi="Arial"/>
+          <w:b/>
+          <w:i w:val="0"/>
+          <w:color w:val="2C3E50"/>
+          <w:sz w:val="22"/>
+        </w:rPr>
+        <w:t xml:space="preserve">Adesão simples: </w:t>
+      </w:r>
+      <w:r>
+        <w:rPr>
+          <w:rFonts w:ascii="Arial" w:hAnsi="Arial"/>
+          <w:b w:val="0"/>
+          <w:i w:val="0"/>
+          <w:color w:val="2C3E50"/>
+          <w:sz w:val="22"/>
+        </w:rPr>
+        <w:t>você escolhe o nível, fala com a coordenação e entra na lista oficial de sócios.</w:t>
       </w:r>
     </w:p>
     <w:p>
       <w:pPr>
-        <w:pStyle w:val="ListParagraph"/>
+        <w:pStyle w:val="ListBullet"/>
+        <w:spacing w:after="80"/>
       </w:pPr>
       <w:r>
-        <w:t>Renovação a cada temporada; o torcedor pode subir ou descer de nível quando quiser.</w:t>
+        <w:rPr>
+          <w:rFonts w:ascii="Arial" w:hAnsi="Arial"/>
+          <w:b/>
+          <w:i w:val="0"/>
+          <w:color w:val="2C3E50"/>
+          <w:sz w:val="22"/>
+        </w:rPr>
+        <w:t xml:space="preserve">Carteirinha de Sócio Torcedor: </w:t>
+      </w:r>
+      <w:r>
+        <w:rPr>
+          <w:rFonts w:ascii="Arial" w:hAnsi="Arial"/>
+          <w:b w:val="0"/>
+          <w:i w:val="0"/>
+          <w:color w:val="2C3E50"/>
+          <w:sz w:val="22"/>
+        </w:rPr>
+        <w:t>digital na hora, no seu painel. Quem aderir até fevereiro de 2027 recebe também a carteirinha física exclusiva da primeira temporada, entregue na reunião da torcida.</w:t>
       </w:r>
     </w:p>
     <w:p>
       <w:pPr>
-        <w:pStyle w:val="ListParagraph"/>
+        <w:pStyle w:val="ListBullet"/>
+        <w:spacing w:after="80"/>
       </w:pPr>
       <w:r>
-        <w:t>Transparência: o sócio acompanha as contas da quadrilha, liberadas temporada por temporada (ver seção própria).</w:t>
+        <w:rPr>
+          <w:rFonts w:ascii="Arial" w:hAnsi="Arial"/>
+          <w:b/>
+          <w:i w:val="0"/>
+          <w:color w:val="2C3E50"/>
+          <w:sz w:val="22"/>
+        </w:rPr>
+        <w:t xml:space="preserve">Seu painel no site: </w:t>
+      </w:r>
+      <w:r>
+        <w:rPr>
+          <w:rFonts w:ascii="Arial" w:hAnsi="Arial"/>
+          <w:b w:val="0"/>
+          <w:i w:val="0"/>
+          <w:color w:val="2C3E50"/>
+          <w:sz w:val="22"/>
+        </w:rPr>
+        <w:t>você entra com CPF e data de nascimento e vê tudo — contribuições, troféus, missões, mural e as contas da quadrilha.</w:t>
+      </w:r>
+    </w:p>
+    <w:p>
+      <w:pPr>
+        <w:pStyle w:val="ListBullet"/>
+        <w:spacing w:after="80"/>
+      </w:pPr>
+      <w:r>
+        <w:rPr>
+          <w:rFonts w:ascii="Arial" w:hAnsi="Arial"/>
+          <w:b/>
+          <w:i w:val="0"/>
+          <w:color w:val="2C3E50"/>
+          <w:sz w:val="22"/>
+        </w:rPr>
+        <w:t xml:space="preserve">Troca de nível quando quiser: </w:t>
+      </w:r>
+      <w:r>
+        <w:rPr>
+          <w:rFonts w:ascii="Arial" w:hAnsi="Arial"/>
+          <w:b w:val="0"/>
+          <w:i w:val="0"/>
+          <w:color w:val="2C3E50"/>
+          <w:sz w:val="22"/>
+        </w:rPr>
+        <w:t>dá para subir ou descer pelo próprio painel, sem pedir autorização a ninguém.</w:t>
+      </w:r>
+    </w:p>
+    <w:p>
+      <w:pPr>
+        <w:pStyle w:val="ListBullet"/>
+        <w:spacing w:after="80"/>
+      </w:pPr>
+      <w:r>
+        <w:rPr>
+          <w:rFonts w:ascii="Arial" w:hAnsi="Arial"/>
+          <w:b/>
+          <w:i w:val="0"/>
+          <w:color w:val="2C3E50"/>
+          <w:sz w:val="22"/>
+        </w:rPr>
+        <w:t xml:space="preserve">Transparência: </w:t>
+      </w:r>
+      <w:r>
+        <w:rPr>
+          <w:rFonts w:ascii="Arial" w:hAnsi="Arial"/>
+          <w:b w:val="0"/>
+          <w:i w:val="0"/>
+          <w:color w:val="2C3E50"/>
+          <w:sz w:val="22"/>
+        </w:rPr>
+        <w:t>o sócio acompanha as contas da quadrilha, liberadas temporada por temporada.</w:t>
       </w:r>
     </w:p>
     <w:p>
       <w:pPr>
         <w:pStyle w:val="Heading1"/>
+        <w:spacing w:before="360" w:after="200"/>
       </w:pPr>
       <w:r>
+        <w:rPr>
+          <w:rFonts w:ascii="Arial" w:hAnsi="Arial"/>
+          <w:b/>
+          <w:i w:val="0"/>
+          <w:color w:val="922B21"/>
+          <w:sz w:val="32"/>
+        </w:rPr>
         <w:t>NÍVEIS E VALORES (proposta)</w:t>
       </w:r>
     </w:p>
     <w:tbl>
       <w:tblPr>
-        <w:tblStyle w:val="TableGrid"/>
         <w:tblW w:type="auto" w:w="0"/>
+        <w:jc w:val="center"/>
+        <w:tblLayout w:type="fixed"/>
         <w:tblLook w:firstColumn="1" w:firstRow="1" w:lastColumn="0" w:lastRow="0" w:noHBand="0" w:noVBand="1" w:val="04A0"/>
+        <w:tblBorders>
+          <w:top w:val="single" w:sz="4" w:space="0" w:color="7F8C8D"/>
+          <w:left w:val="single" w:sz="4" w:space="0" w:color="7F8C8D"/>
+          <w:bottom w:val="single" w:sz="4" w:space="0" w:color="7F8C8D"/>
+          <w:right w:val="single" w:sz="4" w:space="0" w:color="7F8C8D"/>
+          <w:insideH w:val="single" w:sz="4" w:space="0" w:color="7F8C8D"/>
+          <w:insideV w:val="single" w:sz="4" w:space="0" w:color="7F8C8D"/>
+        </w:tblBorders>
       </w:tblPr>
       <w:tblGrid>
-        <w:gridCol w:w="2160"/>
-        <w:gridCol w:w="2160"/>
-        <w:gridCol w:w="2160"/>
-        <w:gridCol w:w="2160"/>
+        <w:gridCol w:w="2268"/>
+        <w:gridCol w:w="2268"/>
+        <w:gridCol w:w="2268"/>
+        <w:gridCol w:w="2268"/>
       </w:tblGrid>
       <w:tr>
         <w:tc>
           <w:tcPr>
-            <w:tcW w:type="dxa" w:w="2160"/>
+            <w:tcW w:type="dxa" w:w="2154"/>
+            <w:shd w:val="clear" w:color="auto" w:fill="922B21"/>
           </w:tcPr>
           <w:p>
+            <w:pPr>
+              <w:spacing w:before="60" w:after="60"/>
+              <w:jc w:val="left"/>
+            </w:pPr>
             <w:r/>
             <w:r>
               <w:rPr>
+                <w:rFonts w:ascii="Arial" w:hAnsi="Arial"/>
                 <w:b/>
+                <w:i w:val="0"/>
+                <w:color w:val="FFFFFF"/>
+                <w:sz w:val="20"/>
               </w:rPr>
               <w:t>Nível</w:t>
             </w:r>
@@ -233,13 +499,22 @@
         </w:tc>
         <w:tc>
           <w:tcPr>
-            <w:tcW w:type="dxa" w:w="2160"/>
+            <w:tcW w:type="dxa" w:w="1247"/>
+            <w:shd w:val="clear" w:color="auto" w:fill="922B21"/>
           </w:tcPr>
           <w:p>
+            <w:pPr>
+              <w:spacing w:before="60" w:after="60"/>
+              <w:jc w:val="left"/>
+            </w:pPr>
             <w:r/>
             <w:r>
               <w:rPr>
+                <w:rFonts w:ascii="Arial" w:hAnsi="Arial"/>
                 <w:b/>
+                <w:i w:val="0"/>
+                <w:color w:val="FFFFFF"/>
+                <w:sz w:val="20"/>
               </w:rPr>
               <w:t>Por mês</w:t>
             </w:r>
@@ -247,13 +522,22 @@
         </w:tc>
         <w:tc>
           <w:tcPr>
-            <w:tcW w:type="dxa" w:w="2160"/>
+            <w:tcW w:type="dxa" w:w="1587"/>
+            <w:shd w:val="clear" w:color="auto" w:fill="922B21"/>
           </w:tcPr>
           <w:p>
+            <w:pPr>
+              <w:spacing w:before="60" w:after="60"/>
+              <w:jc w:val="left"/>
+            </w:pPr>
             <w:r/>
             <w:r>
               <w:rPr>
+                <w:rFonts w:ascii="Arial" w:hAnsi="Arial"/>
                 <w:b/>
+                <w:i w:val="0"/>
+                <w:color w:val="FFFFFF"/>
+                <w:sz w:val="20"/>
               </w:rPr>
               <w:t>Por temporada</w:t>
             </w:r>
@@ -261,13 +545,22 @@
         </w:tc>
         <w:tc>
           <w:tcPr>
-            <w:tcW w:type="dxa" w:w="2160"/>
+            <w:tcW w:type="dxa" w:w="4082"/>
+            <w:shd w:val="clear" w:color="auto" w:fill="922B21"/>
           </w:tcPr>
           <w:p>
+            <w:pPr>
+              <w:spacing w:before="60" w:after="60"/>
+              <w:jc w:val="left"/>
+            </w:pPr>
             <w:r/>
             <w:r>
               <w:rPr>
+                <w:rFonts w:ascii="Arial" w:hAnsi="Arial"/>
                 <w:b/>
+                <w:i w:val="0"/>
+                <w:color w:val="FFFFFF"/>
+                <w:sz w:val="20"/>
               </w:rPr>
               <w:t>Além de todos os benefícios base</w:t>
             </w:r>
@@ -277,40 +570,92 @@
       <w:tr>
         <w:tc>
           <w:tcPr>
-            <w:tcW w:type="dxa" w:w="2160"/>
+            <w:tcW w:type="dxa" w:w="2154"/>
+            <w:shd w:val="clear" w:color="auto" w:fill="F2F3F4"/>
           </w:tcPr>
           <w:p>
+            <w:pPr>
+              <w:spacing w:before="60" w:after="60"/>
+              <w:jc w:val="left"/>
+            </w:pPr>
+            <w:r/>
             <w:r>
+              <w:rPr>
+                <w:rFonts w:ascii="Arial" w:hAnsi="Arial"/>
+                <w:b/>
+                <w:i w:val="0"/>
+                <w:color w:val="2C3E50"/>
+                <w:sz w:val="20"/>
+              </w:rPr>
               <w:t>🔥 Fogueira</w:t>
             </w:r>
           </w:p>
         </w:tc>
         <w:tc>
           <w:tcPr>
-            <w:tcW w:type="dxa" w:w="2160"/>
+            <w:tcW w:type="dxa" w:w="1247"/>
+            <w:shd w:val="clear" w:color="auto" w:fill="F2F3F4"/>
           </w:tcPr>
           <w:p>
+            <w:pPr>
+              <w:spacing w:before="60" w:after="60"/>
+              <w:jc w:val="left"/>
+            </w:pPr>
+            <w:r/>
             <w:r>
+              <w:rPr>
+                <w:rFonts w:ascii="Arial" w:hAnsi="Arial"/>
+                <w:b w:val="0"/>
+                <w:i w:val="0"/>
+                <w:color w:val="2C3E50"/>
+                <w:sz w:val="20"/>
+              </w:rPr>
               <w:t>R$ 10</w:t>
             </w:r>
           </w:p>
         </w:tc>
         <w:tc>
           <w:tcPr>
-            <w:tcW w:type="dxa" w:w="2160"/>
+            <w:tcW w:type="dxa" w:w="1587"/>
+            <w:shd w:val="clear" w:color="auto" w:fill="F2F3F4"/>
           </w:tcPr>
           <w:p>
+            <w:pPr>
+              <w:spacing w:before="60" w:after="60"/>
+              <w:jc w:val="left"/>
+            </w:pPr>
+            <w:r/>
             <w:r>
+              <w:rPr>
+                <w:rFonts w:ascii="Arial" w:hAnsi="Arial"/>
+                <w:b w:val="0"/>
+                <w:i w:val="0"/>
+                <w:color w:val="2C3E50"/>
+                <w:sz w:val="20"/>
+              </w:rPr>
               <w:t>R$ 100</w:t>
             </w:r>
           </w:p>
         </w:tc>
         <w:tc>
           <w:tcPr>
-            <w:tcW w:type="dxa" w:w="2160"/>
+            <w:tcW w:type="dxa" w:w="4082"/>
+            <w:shd w:val="clear" w:color="auto" w:fill="F2F3F4"/>
           </w:tcPr>
           <w:p>
+            <w:pPr>
+              <w:spacing w:before="60" w:after="60"/>
+              <w:jc w:val="left"/>
+            </w:pPr>
+            <w:r/>
             <w:r>
+              <w:rPr>
+                <w:rFonts w:ascii="Arial" w:hAnsi="Arial"/>
+                <w:b w:val="0"/>
+                <w:i w:val="0"/>
+                <w:color w:val="2C3E50"/>
+                <w:sz w:val="20"/>
+              </w:rPr>
               <w:t>Todos os benefícios do programa (carteirinha, Close Friends, sorteios, descontos e transparência).</w:t>
             </w:r>
           </w:p>
@@ -319,40 +664,92 @@
       <w:tr>
         <w:tc>
           <w:tcPr>
-            <w:tcW w:type="dxa" w:w="2160"/>
+            <w:tcW w:type="dxa" w:w="2154"/>
+            <w:shd w:val="clear" w:color="auto" w:fill="F2F3F4"/>
           </w:tcPr>
           <w:p>
+            <w:pPr>
+              <w:spacing w:before="60" w:after="60"/>
+              <w:jc w:val="left"/>
+            </w:pPr>
+            <w:r/>
             <w:r>
+              <w:rPr>
+                <w:rFonts w:ascii="Arial" w:hAnsi="Arial"/>
+                <w:b/>
+                <w:i w:val="0"/>
+                <w:color w:val="2C3E50"/>
+                <w:sz w:val="20"/>
+              </w:rPr>
               <w:t>🎏 Bandeirinha</w:t>
             </w:r>
           </w:p>
         </w:tc>
         <w:tc>
           <w:tcPr>
-            <w:tcW w:type="dxa" w:w="2160"/>
+            <w:tcW w:type="dxa" w:w="1247"/>
+            <w:shd w:val="clear" w:color="auto" w:fill="F2F3F4"/>
           </w:tcPr>
           <w:p>
+            <w:pPr>
+              <w:spacing w:before="60" w:after="60"/>
+              <w:jc w:val="left"/>
+            </w:pPr>
+            <w:r/>
             <w:r>
+              <w:rPr>
+                <w:rFonts w:ascii="Arial" w:hAnsi="Arial"/>
+                <w:b w:val="0"/>
+                <w:i w:val="0"/>
+                <w:color w:val="2C3E50"/>
+                <w:sz w:val="20"/>
+              </w:rPr>
               <w:t>R$ 20</w:t>
             </w:r>
           </w:p>
         </w:tc>
         <w:tc>
           <w:tcPr>
-            <w:tcW w:type="dxa" w:w="2160"/>
+            <w:tcW w:type="dxa" w:w="1587"/>
+            <w:shd w:val="clear" w:color="auto" w:fill="F2F3F4"/>
           </w:tcPr>
           <w:p>
+            <w:pPr>
+              <w:spacing w:before="60" w:after="60"/>
+              <w:jc w:val="left"/>
+            </w:pPr>
+            <w:r/>
             <w:r>
+              <w:rPr>
+                <w:rFonts w:ascii="Arial" w:hAnsi="Arial"/>
+                <w:b w:val="0"/>
+                <w:i w:val="0"/>
+                <w:color w:val="2C3E50"/>
+                <w:sz w:val="20"/>
+              </w:rPr>
               <w:t>R$ 200</w:t>
             </w:r>
           </w:p>
         </w:tc>
         <w:tc>
           <w:tcPr>
-            <w:tcW w:type="dxa" w:w="2160"/>
+            <w:tcW w:type="dxa" w:w="4082"/>
+            <w:shd w:val="clear" w:color="auto" w:fill="F2F3F4"/>
           </w:tcPr>
           <w:p>
+            <w:pPr>
+              <w:spacing w:before="60" w:after="60"/>
+              <w:jc w:val="left"/>
+            </w:pPr>
+            <w:r/>
             <w:r>
+              <w:rPr>
+                <w:rFonts w:ascii="Arial" w:hAnsi="Arial"/>
+                <w:b w:val="0"/>
+                <w:i w:val="0"/>
+                <w:color w:val="2C3E50"/>
+                <w:sz w:val="20"/>
+              </w:rPr>
               <w:t>Tudo do Fogueira + brinde da temporada.</w:t>
             </w:r>
           </w:p>
@@ -361,342 +758,2947 @@
       <w:tr>
         <w:tc>
           <w:tcPr>
-            <w:tcW w:type="dxa" w:w="2160"/>
+            <w:tcW w:type="dxa" w:w="2154"/>
+            <w:shd w:val="clear" w:color="auto" w:fill="F2F3F4"/>
           </w:tcPr>
           <w:p>
+            <w:pPr>
+              <w:spacing w:before="60" w:after="60"/>
+              <w:jc w:val="left"/>
+            </w:pPr>
+            <w:r/>
             <w:r>
+              <w:rPr>
+                <w:rFonts w:ascii="Arial" w:hAnsi="Arial"/>
+                <w:b/>
+                <w:i w:val="0"/>
+                <w:color w:val="2C3E50"/>
+                <w:sz w:val="20"/>
+              </w:rPr>
               <w:t>⭐ Estrela do Arraial</w:t>
             </w:r>
           </w:p>
         </w:tc>
         <w:tc>
           <w:tcPr>
-            <w:tcW w:type="dxa" w:w="2160"/>
+            <w:tcW w:type="dxa" w:w="1247"/>
+            <w:shd w:val="clear" w:color="auto" w:fill="F2F3F4"/>
           </w:tcPr>
           <w:p>
+            <w:pPr>
+              <w:spacing w:before="60" w:after="60"/>
+              <w:jc w:val="left"/>
+            </w:pPr>
+            <w:r/>
             <w:r>
+              <w:rPr>
+                <w:rFonts w:ascii="Arial" w:hAnsi="Arial"/>
+                <w:b w:val="0"/>
+                <w:i w:val="0"/>
+                <w:color w:val="2C3E50"/>
+                <w:sz w:val="20"/>
+              </w:rPr>
               <w:t>R$ 30</w:t>
             </w:r>
           </w:p>
         </w:tc>
         <w:tc>
           <w:tcPr>
-            <w:tcW w:type="dxa" w:w="2160"/>
+            <w:tcW w:type="dxa" w:w="1587"/>
+            <w:shd w:val="clear" w:color="auto" w:fill="F2F3F4"/>
           </w:tcPr>
           <w:p>
+            <w:pPr>
+              <w:spacing w:before="60" w:after="60"/>
+              <w:jc w:val="left"/>
+            </w:pPr>
+            <w:r/>
             <w:r>
+              <w:rPr>
+                <w:rFonts w:ascii="Arial" w:hAnsi="Arial"/>
+                <w:b w:val="0"/>
+                <w:i w:val="0"/>
+                <w:color w:val="2C3E50"/>
+                <w:sz w:val="20"/>
+              </w:rPr>
               <w:t>R$ 300</w:t>
             </w:r>
           </w:p>
         </w:tc>
         <w:tc>
           <w:tcPr>
-            <w:tcW w:type="dxa" w:w="2160"/>
+            <w:tcW w:type="dxa" w:w="4082"/>
+            <w:shd w:val="clear" w:color="auto" w:fill="F2F3F4"/>
           </w:tcPr>
           <w:p>
+            <w:pPr>
+              <w:spacing w:before="60" w:after="60"/>
+              <w:jc w:val="left"/>
+            </w:pPr>
+            <w:r/>
             <w:r>
+              <w:rPr>
+                <w:rFonts w:ascii="Arial" w:hAnsi="Arial"/>
+                <w:b w:val="0"/>
+                <w:i w:val="0"/>
+                <w:color w:val="2C3E50"/>
+                <w:sz w:val="20"/>
+              </w:rPr>
               <w:t>Tudo do Bandeirinha + blusa “Sócio Torcedor” (com o nome nas costas) + bastidores e encontro com a quadrilha.</w:t>
             </w:r>
           </w:p>
         </w:tc>
       </w:tr>
     </w:tbl>
-    <w:p/>
     <w:p>
+      <w:pPr>
+        <w:spacing w:after="160"/>
+      </w:pPr>
+    </w:p>
+    <w:p>
+      <w:pPr>
+        <w:spacing w:after="140"/>
+        <w:jc w:val="both"/>
+      </w:pPr>
       <w:r>
         <w:rPr>
-          <w:i/>
+          <w:rFonts w:ascii="Arial" w:hAnsi="Arial"/>
+          <w:b w:val="0"/>
+          <w:i w:val="0"/>
+          <w:color w:val="2C3E50"/>
+          <w:sz w:val="22"/>
         </w:rPr>
         <w:t>Os valores acima são uma sugestão de partida, propositalmente simbólicos. Podem ser ajustados pela coordenação a cada temporada.</w:t>
       </w:r>
     </w:p>
+    <w:tbl>
+      <w:tblPr>
+        <w:tblW w:type="auto" w:w="0"/>
+        <w:tblLook w:firstColumn="1" w:firstRow="1" w:lastColumn="0" w:lastRow="0" w:noHBand="0" w:noVBand="1" w:val="04A0"/>
+        <w:tblBorders>
+          <w:top w:val="single" w:sz="4" w:space="0" w:color="27AE60"/>
+          <w:left w:val="single" w:sz="4" w:space="0" w:color="27AE60"/>
+          <w:bottom w:val="single" w:sz="4" w:space="0" w:color="27AE60"/>
+          <w:right w:val="single" w:sz="4" w:space="0" w:color="27AE60"/>
+          <w:insideH w:val="single" w:sz="4" w:space="0" w:color="27AE60"/>
+          <w:insideV w:val="single" w:sz="4" w:space="0" w:color="27AE60"/>
+        </w:tblBorders>
+      </w:tblPr>
+      <w:tblGrid>
+        <w:gridCol w:w="9072"/>
+      </w:tblGrid>
+      <w:tr>
+        <w:tc>
+          <w:tcPr>
+            <w:tcW w:type="dxa" w:w="9072"/>
+            <w:shd w:val="clear" w:color="auto" w:fill="F2F3F4"/>
+          </w:tcPr>
+          <w:p>
+            <w:pPr>
+              <w:spacing w:before="100" w:after="40"/>
+            </w:pPr>
+            <w:r/>
+            <w:r>
+              <w:rPr>
+                <w:rFonts w:ascii="Arial" w:hAnsi="Arial"/>
+                <w:b/>
+                <w:i w:val="0"/>
+                <w:color w:val="27AE60"/>
+                <w:sz w:val="22"/>
+              </w:rPr>
+              <w:t>O nível é a faixa que você escolhe — não um cargo que se conquista</w:t>
+            </w:r>
+          </w:p>
+          <w:p>
+            <w:pPr>
+              <w:spacing w:after="120"/>
+              <w:jc w:val="both"/>
+            </w:pPr>
+            <w:r>
+              <w:rPr>
+                <w:rFonts w:ascii="Arial" w:hAnsi="Arial"/>
+                <w:b w:val="0"/>
+                <w:i w:val="0"/>
+                <w:color w:val="2C3E50"/>
+                <w:sz w:val="21"/>
+              </w:rPr>
+              <w:t>Quer contribuir mais? Sobe de nível. Precisou apertar? Desce, sem constrangimento e sem perder o que já conquistou. A troca vale a partir do primeiro mês ainda não pago; mês já quitado não muda de valor.</w:t>
+            </w:r>
+          </w:p>
+        </w:tc>
+      </w:tr>
+    </w:tbl>
+    <w:p>
+      <w:pPr>
+        <w:spacing w:after="120"/>
+      </w:pPr>
+    </w:p>
     <w:p>
       <w:pPr>
         <w:pStyle w:val="Heading1"/>
+        <w:spacing w:before="360" w:after="200"/>
       </w:pPr>
       <w:r>
+        <w:rPr>
+          <w:rFonts w:ascii="Arial" w:hAnsi="Arial"/>
+          <w:b/>
+          <w:i w:val="0"/>
+          <w:color w:val="922B21"/>
+          <w:sz w:val="32"/>
+        </w:rPr>
         <w:t>O QUE A QUADRILHA FAZ POR VOCÊ</w:t>
       </w:r>
     </w:p>
     <w:p>
       <w:pPr>
         <w:pStyle w:val="Heading2"/>
+        <w:spacing w:before="280" w:after="160"/>
       </w:pPr>
       <w:r>
+        <w:rPr>
+          <w:rFonts w:ascii="Arial" w:hAnsi="Arial"/>
+          <w:b/>
+          <w:i w:val="0"/>
+          <w:color w:val="2C3E50"/>
+          <w:sz w:val="26"/>
+        </w:rPr>
         <w:t>Carteirinha de sócio (digital e física)</w:t>
       </w:r>
     </w:p>
     <w:p>
+      <w:pPr>
+        <w:spacing w:after="140"/>
+        <w:jc w:val="both"/>
+      </w:pPr>
       <w:r>
-        <w:t>Todo sócio recebe a carteirinha digital na adesão. Quem aderir até fevereiro de 2027 recebe ainda a carteirinha física exclusiva da primeira temporada — design próprio, entregue pessoalmente numa reunião da torcida, item de colecionador que só esse grupo terá. Quem entrar depois recebe a carteirinha comum.</w:t>
+        <w:rPr>
+          <w:rFonts w:ascii="Arial" w:hAnsi="Arial"/>
+          <w:b w:val="0"/>
+          <w:i w:val="0"/>
+          <w:color w:val="2C3E50"/>
+          <w:sz w:val="22"/>
+        </w:rPr>
+        <w:t>Todo sócio recebe a carteirinha digital na adesão, direto no painel — e o site gera um modelo para impressão a qualquer momento. Quem aderir até fevereiro de 2027 recebe ainda a carteirinha física exclusiva da primeira temporada: design próprio, entregue pessoalmente numa reunião da torcida, item de colecionador que só esse grupo terá. Quem entrar depois recebe a carteirinha comum.</w:t>
       </w:r>
     </w:p>
     <w:p>
       <w:pPr>
         <w:pStyle w:val="Heading2"/>
+        <w:spacing w:before="280" w:after="160"/>
       </w:pPr>
       <w:r>
+        <w:rPr>
+          <w:rFonts w:ascii="Arial" w:hAnsi="Arial"/>
+          <w:b/>
+          <w:i w:val="0"/>
+          <w:color w:val="2C3E50"/>
+          <w:sz w:val="26"/>
+        </w:rPr>
         <w:t>Close Friends e destaque no Instagram</w:t>
       </w:r>
     </w:p>
     <w:p>
       <w:pPr>
-        <w:pStyle w:val="ListParagraph"/>
+        <w:pStyle w:val="ListBullet"/>
+        <w:spacing w:after="80"/>
       </w:pPr>
       <w:r>
+        <w:rPr>
+          <w:rFonts w:ascii="Arial" w:hAnsi="Arial"/>
+          <w:b w:val="0"/>
+          <w:i w:val="0"/>
+          <w:color w:val="2C3E50"/>
+          <w:sz w:val="22"/>
+        </w:rPr>
         <w:t>Todos os sócios entram no Close Friends do Instagram da Explosão, com bastidores, prévias e conteúdos exclusivos.</w:t>
       </w:r>
     </w:p>
     <w:p>
       <w:pPr>
-        <w:pStyle w:val="ListParagraph"/>
+        <w:pStyle w:val="ListBullet"/>
+        <w:spacing w:after="80"/>
       </w:pPr>
       <w:r>
+        <w:rPr>
+          <w:rFonts w:ascii="Arial" w:hAnsi="Arial"/>
+          <w:b w:val="0"/>
+          <w:i w:val="0"/>
+          <w:color w:val="2C3E50"/>
+          <w:sz w:val="22"/>
+        </w:rPr>
         <w:t>Destaque fixo “Sócios Torcedores” no perfil, com a lista dos sócios e as publicações dedicadas à torcida.</w:t>
       </w:r>
     </w:p>
     <w:p>
       <w:pPr>
         <w:pStyle w:val="Heading2"/>
+        <w:spacing w:before="280" w:after="160"/>
       </w:pPr>
       <w:r>
+        <w:rPr>
+          <w:rFonts w:ascii="Arial" w:hAnsi="Arial"/>
+          <w:b/>
+          <w:i w:val="0"/>
+          <w:color w:val="2C3E50"/>
+          <w:sz w:val="26"/>
+        </w:rPr>
         <w:t>Sorteios o ano todo</w:t>
       </w:r>
     </w:p>
     <w:p>
+      <w:pPr>
+        <w:spacing w:after="140"/>
+        <w:jc w:val="both"/>
+      </w:pPr>
       <w:r>
-        <w:t>Ao longo do ano, sorteios exclusivos entre os sócios, com prêmios como dinheiro, kits de mercado e descontos com os nossos parceiros. Participa quem está com a contribuição em dia — e, entre os elegíveis, todos concorrem com a mesma chance, independentemente do nível: todo apoio vale igual na hora do sorteio. Quem atrasa não paga multa nem juros; só fica de fora dos sorteios até regularizar.</w:t>
+        <w:rPr>
+          <w:rFonts w:ascii="Arial" w:hAnsi="Arial"/>
+          <w:b w:val="0"/>
+          <w:i w:val="0"/>
+          <w:color w:val="2C3E50"/>
+          <w:sz w:val="22"/>
+        </w:rPr>
+        <w:t>Ao longo do ano, sorteios exclusivos entre os sócios, com prêmios como dinheiro, kits de mercado e descontos com os nossos parceiros. Participa quem está com a contribuição em dia — e, entre os elegíveis, todos concorrem com a mesma chance, independentemente do nível: todo apoio vale igual na hora do sorteio.</w:t>
+      </w:r>
+    </w:p>
+    <w:p>
+      <w:pPr>
+        <w:spacing w:after="140"/>
+        <w:jc w:val="both"/>
+      </w:pPr>
+      <w:r>
+        <w:rPr>
+          <w:rFonts w:ascii="Arial" w:hAnsi="Arial"/>
+          <w:b w:val="0"/>
+          <w:i w:val="0"/>
+          <w:color w:val="2C3E50"/>
+          <w:sz w:val="22"/>
+        </w:rPr>
+        <w:t>A lista de participantes é publicada antes de cada sorteio, o resultado sai na hora e a entrega do prêmio fica registrada. Quem atrasa não paga multa nem juros; só fica de fora dos sorteios até regularizar.</w:t>
       </w:r>
     </w:p>
     <w:p>
       <w:pPr>
         <w:pStyle w:val="Heading2"/>
+        <w:spacing w:before="280" w:after="160"/>
       </w:pPr>
       <w:r>
+        <w:rPr>
+          <w:rFonts w:ascii="Arial" w:hAnsi="Arial"/>
+          <w:b/>
+          <w:i w:val="0"/>
+          <w:color w:val="2C3E50"/>
+          <w:sz w:val="26"/>
+        </w:rPr>
         <w:t>Descontos</w:t>
       </w:r>
     </w:p>
     <w:p>
       <w:pPr>
-        <w:pStyle w:val="ListParagraph"/>
+        <w:pStyle w:val="ListBullet"/>
+        <w:spacing w:after="80"/>
       </w:pPr>
       <w:r>
-        <w:t>Desconto na blusa da temporada para todos os níveis.</w:t>
+        <w:rPr>
+          <w:rFonts w:ascii="Arial" w:hAnsi="Arial"/>
+          <w:b w:val="0"/>
+          <w:i w:val="0"/>
+          <w:color w:val="2C3E50"/>
+          <w:sz w:val="22"/>
+        </w:rPr>
+        <w:t>Desconto na blusa da temporada, para todos os níveis.</w:t>
       </w:r>
     </w:p>
     <w:p>
       <w:pPr>
-        <w:pStyle w:val="ListParagraph"/>
+        <w:pStyle w:val="ListBullet"/>
+        <w:spacing w:after="80"/>
       </w:pPr>
       <w:r>
-        <w:t>Descontos nos eventos da Explosão (incluindo o Arraial da Explosão Junina).</w:t>
+        <w:rPr>
+          <w:rFonts w:ascii="Arial" w:hAnsi="Arial"/>
+          <w:b w:val="0"/>
+          <w:i w:val="0"/>
+          <w:color w:val="2C3E50"/>
+          <w:sz w:val="22"/>
+        </w:rPr>
+        <w:t>Descontos nos eventos da Explosão, incluindo o Arraial da Explosão.</w:t>
       </w:r>
     </w:p>
     <w:p>
       <w:pPr>
-        <w:pStyle w:val="ListParagraph"/>
+        <w:pStyle w:val="ListBullet"/>
+        <w:spacing w:after="80"/>
       </w:pPr>
       <w:r>
+        <w:rPr>
+          <w:rFonts w:ascii="Arial" w:hAnsi="Arial"/>
+          <w:b w:val="0"/>
+          <w:i w:val="0"/>
+          <w:color w:val="2C3E50"/>
+          <w:sz w:val="22"/>
+        </w:rPr>
         <w:t>O nível Estrela do Arraial ganha, além do desconto, a blusa “Sócio Torcedor” com o nome nas costas.</w:t>
       </w:r>
     </w:p>
     <w:p>
       <w:pPr>
         <w:pStyle w:val="Heading2"/>
+        <w:spacing w:before="280" w:after="160"/>
       </w:pPr>
       <w:r>
+        <w:rPr>
+          <w:rFonts w:ascii="Arial" w:hAnsi="Arial"/>
+          <w:b/>
+          <w:i w:val="0"/>
+          <w:color w:val="2C3E50"/>
+          <w:sz w:val="26"/>
+        </w:rPr>
         <w:t>Transparência para o torcedor</w:t>
       </w:r>
     </w:p>
     <w:p>
+      <w:pPr>
+        <w:spacing w:after="140"/>
+        <w:jc w:val="both"/>
+      </w:pPr>
       <w:r>
+        <w:rPr>
+          <w:rFonts w:ascii="Arial" w:hAnsi="Arial"/>
+          <w:b w:val="0"/>
+          <w:i w:val="0"/>
+          <w:color w:val="2C3E50"/>
+          <w:sz w:val="22"/>
+        </w:rPr>
         <w:t>O sócio tem acesso ao painel de finanças da quadrilha — receitas, despesas e destino de cada recurso —, liberado temporada por temporada pela coordenação. Você apoia sabendo para onde vai o dinheiro.</w:t>
+      </w:r>
+    </w:p>
+    <w:p>
+      <w:r>
+        <w:br w:type="page"/>
       </w:r>
     </w:p>
     <w:p>
       <w:pPr>
         <w:pStyle w:val="Heading1"/>
+        <w:spacing w:before="360" w:after="200"/>
       </w:pPr>
       <w:r>
+        <w:rPr>
+          <w:rFonts w:ascii="Arial" w:hAnsi="Arial"/>
+          <w:b/>
+          <w:i w:val="0"/>
+          <w:color w:val="922B21"/>
+          <w:sz w:val="32"/>
+        </w:rPr>
+        <w:t>SEU PAINEL DE SÓCIO</w:t>
+      </w:r>
+    </w:p>
+    <w:p>
+      <w:pPr>
+        <w:spacing w:after="140"/>
+        <w:jc w:val="both"/>
+      </w:pPr>
+      <w:r>
+        <w:rPr>
+          <w:rFonts w:ascii="Arial" w:hAnsi="Arial"/>
+          <w:b w:val="0"/>
+          <w:i w:val="0"/>
+          <w:color w:val="2C3E50"/>
+          <w:sz w:val="22"/>
+        </w:rPr>
+        <w:t>O Programa tem site próprio, e ele já está no ar. Você entra com o seu CPF e a sua data de nascimento — sem senha para decorar — e encontra:</w:t>
+      </w:r>
+    </w:p>
+    <w:tbl>
+      <w:tblPr>
+        <w:tblW w:type="auto" w:w="0"/>
+        <w:jc w:val="center"/>
+        <w:tblLayout w:type="fixed"/>
+        <w:tblLook w:firstColumn="1" w:firstRow="1" w:lastColumn="0" w:lastRow="0" w:noHBand="0" w:noVBand="1" w:val="04A0"/>
+        <w:tblBorders>
+          <w:top w:val="single" w:sz="4" w:space="0" w:color="7F8C8D"/>
+          <w:left w:val="single" w:sz="4" w:space="0" w:color="7F8C8D"/>
+          <w:bottom w:val="single" w:sz="4" w:space="0" w:color="7F8C8D"/>
+          <w:right w:val="single" w:sz="4" w:space="0" w:color="7F8C8D"/>
+          <w:insideH w:val="single" w:sz="4" w:space="0" w:color="7F8C8D"/>
+          <w:insideV w:val="single" w:sz="4" w:space="0" w:color="7F8C8D"/>
+        </w:tblBorders>
+      </w:tblPr>
+      <w:tblGrid>
+        <w:gridCol w:w="4536"/>
+        <w:gridCol w:w="4536"/>
+      </w:tblGrid>
+      <w:tr>
+        <w:tc>
+          <w:tcPr>
+            <w:tcW w:type="dxa" w:w="2268"/>
+            <w:shd w:val="clear" w:color="auto" w:fill="922B21"/>
+          </w:tcPr>
+          <w:p>
+            <w:pPr>
+              <w:spacing w:before="60" w:after="60"/>
+              <w:jc w:val="left"/>
+            </w:pPr>
+            <w:r/>
+            <w:r>
+              <w:rPr>
+                <w:rFonts w:ascii="Arial" w:hAnsi="Arial"/>
+                <w:b/>
+                <w:i w:val="0"/>
+                <w:color w:val="FFFFFF"/>
+                <w:sz w:val="20"/>
+              </w:rPr>
+              <w:t>No painel</w:t>
+            </w:r>
+          </w:p>
+        </w:tc>
+        <w:tc>
+          <w:tcPr>
+            <w:tcW w:type="dxa" w:w="6803"/>
+            <w:shd w:val="clear" w:color="auto" w:fill="922B21"/>
+          </w:tcPr>
+          <w:p>
+            <w:pPr>
+              <w:spacing w:before="60" w:after="60"/>
+              <w:jc w:val="left"/>
+            </w:pPr>
+            <w:r/>
+            <w:r>
+              <w:rPr>
+                <w:rFonts w:ascii="Arial" w:hAnsi="Arial"/>
+                <w:b/>
+                <w:i w:val="0"/>
+                <w:color w:val="FFFFFF"/>
+                <w:sz w:val="20"/>
+              </w:rPr>
+              <w:t>O que você vê</w:t>
+            </w:r>
+          </w:p>
+        </w:tc>
+      </w:tr>
+      <w:tr>
+        <w:tc>
+          <w:tcPr>
+            <w:tcW w:type="dxa" w:w="2268"/>
+            <w:shd w:val="clear" w:color="auto" w:fill="F2F3F4"/>
+          </w:tcPr>
+          <w:p>
+            <w:pPr>
+              <w:spacing w:before="60" w:after="60"/>
+              <w:jc w:val="left"/>
+            </w:pPr>
+            <w:r/>
+            <w:r>
+              <w:rPr>
+                <w:rFonts w:ascii="Arial" w:hAnsi="Arial"/>
+                <w:b/>
+                <w:i w:val="0"/>
+                <w:color w:val="2C3E50"/>
+                <w:sz w:val="20"/>
+              </w:rPr>
+              <w:t>Carteirinha digital</w:t>
+            </w:r>
+          </w:p>
+        </w:tc>
+        <w:tc>
+          <w:tcPr>
+            <w:tcW w:type="dxa" w:w="6803"/>
+            <w:shd w:val="clear" w:color="auto" w:fill="F2F3F4"/>
+          </w:tcPr>
+          <w:p>
+            <w:pPr>
+              <w:spacing w:before="60" w:after="60"/>
+              <w:jc w:val="left"/>
+            </w:pPr>
+            <w:r/>
+            <w:r>
+              <w:rPr>
+                <w:rFonts w:ascii="Arial" w:hAnsi="Arial"/>
+                <w:b w:val="0"/>
+                <w:i w:val="0"/>
+                <w:color w:val="2C3E50"/>
+                <w:sz w:val="20"/>
+              </w:rPr>
+              <w:t>Seu número de sócio, seu nível e desde quando você é da torcida</w:t>
+            </w:r>
+          </w:p>
+        </w:tc>
+      </w:tr>
+      <w:tr>
+        <w:tc>
+          <w:tcPr>
+            <w:tcW w:type="dxa" w:w="2268"/>
+            <w:shd w:val="clear" w:color="auto" w:fill="F2F3F4"/>
+          </w:tcPr>
+          <w:p>
+            <w:pPr>
+              <w:spacing w:before="60" w:after="60"/>
+              <w:jc w:val="left"/>
+            </w:pPr>
+            <w:r/>
+            <w:r>
+              <w:rPr>
+                <w:rFonts w:ascii="Arial" w:hAnsi="Arial"/>
+                <w:b/>
+                <w:i w:val="0"/>
+                <w:color w:val="2C3E50"/>
+                <w:sz w:val="20"/>
+              </w:rPr>
+              <w:t>Situação do mês</w:t>
+            </w:r>
+          </w:p>
+        </w:tc>
+        <w:tc>
+          <w:tcPr>
+            <w:tcW w:type="dxa" w:w="6803"/>
+            <w:shd w:val="clear" w:color="auto" w:fill="F2F3F4"/>
+          </w:tcPr>
+          <w:p>
+            <w:pPr>
+              <w:spacing w:before="60" w:after="60"/>
+              <w:jc w:val="left"/>
+            </w:pPr>
+            <w:r/>
+            <w:r>
+              <w:rPr>
+                <w:rFonts w:ascii="Arial" w:hAnsi="Arial"/>
+                <w:b w:val="0"/>
+                <w:i w:val="0"/>
+                <w:color w:val="2C3E50"/>
+                <w:sz w:val="20"/>
+              </w:rPr>
+              <w:t>Se está tudo em dia, o que falta e até quando</w:t>
+            </w:r>
+          </w:p>
+        </w:tc>
+      </w:tr>
+      <w:tr>
+        <w:tc>
+          <w:tcPr>
+            <w:tcW w:type="dxa" w:w="2268"/>
+            <w:shd w:val="clear" w:color="auto" w:fill="F2F3F4"/>
+          </w:tcPr>
+          <w:p>
+            <w:pPr>
+              <w:spacing w:before="60" w:after="60"/>
+              <w:jc w:val="left"/>
+            </w:pPr>
+            <w:r/>
+            <w:r>
+              <w:rPr>
+                <w:rFonts w:ascii="Arial" w:hAnsi="Arial"/>
+                <w:b/>
+                <w:i w:val="0"/>
+                <w:color w:val="2C3E50"/>
+                <w:sz w:val="20"/>
+              </w:rPr>
+              <w:t>Avisar pagamento</w:t>
+            </w:r>
+          </w:p>
+        </w:tc>
+        <w:tc>
+          <w:tcPr>
+            <w:tcW w:type="dxa" w:w="6803"/>
+            <w:shd w:val="clear" w:color="auto" w:fill="F2F3F4"/>
+          </w:tcPr>
+          <w:p>
+            <w:pPr>
+              <w:spacing w:before="60" w:after="60"/>
+              <w:jc w:val="left"/>
+            </w:pPr>
+            <w:r/>
+            <w:r>
+              <w:rPr>
+                <w:rFonts w:ascii="Arial" w:hAnsi="Arial"/>
+                <w:b w:val="0"/>
+                <w:i w:val="0"/>
+                <w:color w:val="2C3E50"/>
+                <w:sz w:val="20"/>
+              </w:rPr>
+              <w:t>Você informa que pagou e a coordenação confirma. A chave Pix fica ali, com o nome do titular e botão de copiar</w:t>
+            </w:r>
+          </w:p>
+        </w:tc>
+      </w:tr>
+      <w:tr>
+        <w:tc>
+          <w:tcPr>
+            <w:tcW w:type="dxa" w:w="2268"/>
+            <w:shd w:val="clear" w:color="auto" w:fill="F2F3F4"/>
+          </w:tcPr>
+          <w:p>
+            <w:pPr>
+              <w:spacing w:before="60" w:after="60"/>
+              <w:jc w:val="left"/>
+            </w:pPr>
+            <w:r/>
+            <w:r>
+              <w:rPr>
+                <w:rFonts w:ascii="Arial" w:hAnsi="Arial"/>
+                <w:b/>
+                <w:i w:val="0"/>
+                <w:color w:val="2C3E50"/>
+                <w:sz w:val="20"/>
+              </w:rPr>
+              <w:t>Progresso da temporada</w:t>
+            </w:r>
+          </w:p>
+        </w:tc>
+        <w:tc>
+          <w:tcPr>
+            <w:tcW w:type="dxa" w:w="6803"/>
+            <w:shd w:val="clear" w:color="auto" w:fill="F2F3F4"/>
+          </w:tcPr>
+          <w:p>
+            <w:pPr>
+              <w:spacing w:before="60" w:after="60"/>
+              <w:jc w:val="left"/>
+            </w:pPr>
+            <w:r/>
+            <w:r>
+              <w:rPr>
+                <w:rFonts w:ascii="Arial" w:hAnsi="Arial"/>
+                <w:b w:val="0"/>
+                <w:i w:val="0"/>
+                <w:color w:val="2C3E50"/>
+                <w:sz w:val="20"/>
+              </w:rPr>
+              <w:t>Quanto você já contribuiu no ano</w:t>
+            </w:r>
+          </w:p>
+        </w:tc>
+      </w:tr>
+      <w:tr>
+        <w:tc>
+          <w:tcPr>
+            <w:tcW w:type="dxa" w:w="2268"/>
+            <w:shd w:val="clear" w:color="auto" w:fill="F2F3F4"/>
+          </w:tcPr>
+          <w:p>
+            <w:pPr>
+              <w:spacing w:before="60" w:after="60"/>
+              <w:jc w:val="left"/>
+            </w:pPr>
+            <w:r/>
+            <w:r>
+              <w:rPr>
+                <w:rFonts w:ascii="Arial" w:hAnsi="Arial"/>
+                <w:b/>
+                <w:i w:val="0"/>
+                <w:color w:val="2C3E50"/>
+                <w:sz w:val="20"/>
+              </w:rPr>
+              <w:t>Histórico</w:t>
+            </w:r>
+          </w:p>
+        </w:tc>
+        <w:tc>
+          <w:tcPr>
+            <w:tcW w:type="dxa" w:w="6803"/>
+            <w:shd w:val="clear" w:color="auto" w:fill="F2F3F4"/>
+          </w:tcPr>
+          <w:p>
+            <w:pPr>
+              <w:spacing w:before="60" w:after="60"/>
+              <w:jc w:val="left"/>
+            </w:pPr>
+            <w:r/>
+            <w:r>
+              <w:rPr>
+                <w:rFonts w:ascii="Arial" w:hAnsi="Arial"/>
+                <w:b w:val="0"/>
+                <w:i w:val="0"/>
+                <w:color w:val="2C3E50"/>
+                <w:sz w:val="20"/>
+              </w:rPr>
+              <w:t>Todas as suas contribuições, com data e forma de pagamento</w:t>
+            </w:r>
+          </w:p>
+        </w:tc>
+      </w:tr>
+      <w:tr>
+        <w:tc>
+          <w:tcPr>
+            <w:tcW w:type="dxa" w:w="2268"/>
+            <w:shd w:val="clear" w:color="auto" w:fill="F2F3F4"/>
+          </w:tcPr>
+          <w:p>
+            <w:pPr>
+              <w:spacing w:before="60" w:after="60"/>
+              <w:jc w:val="left"/>
+            </w:pPr>
+            <w:r/>
+            <w:r>
+              <w:rPr>
+                <w:rFonts w:ascii="Arial" w:hAnsi="Arial"/>
+                <w:b/>
+                <w:i w:val="0"/>
+                <w:color w:val="2C3E50"/>
+                <w:sz w:val="20"/>
+              </w:rPr>
+              <w:t>Troféus</w:t>
+            </w:r>
+          </w:p>
+        </w:tc>
+        <w:tc>
+          <w:tcPr>
+            <w:tcW w:type="dxa" w:w="6803"/>
+            <w:shd w:val="clear" w:color="auto" w:fill="F2F3F4"/>
+          </w:tcPr>
+          <w:p>
+            <w:pPr>
+              <w:spacing w:before="60" w:after="60"/>
+              <w:jc w:val="left"/>
+            </w:pPr>
+            <w:r/>
+            <w:r>
+              <w:rPr>
+                <w:rFonts w:ascii="Arial" w:hAnsi="Arial"/>
+                <w:b w:val="0"/>
+                <w:i w:val="0"/>
+                <w:color w:val="2C3E50"/>
+                <w:sz w:val="20"/>
+              </w:rPr>
+              <w:t>Suas conquistas, com barra de progresso das que ainda faltam</w:t>
+            </w:r>
+          </w:p>
+        </w:tc>
+      </w:tr>
+      <w:tr>
+        <w:tc>
+          <w:tcPr>
+            <w:tcW w:type="dxa" w:w="2268"/>
+            <w:shd w:val="clear" w:color="auto" w:fill="F2F3F4"/>
+          </w:tcPr>
+          <w:p>
+            <w:pPr>
+              <w:spacing w:before="60" w:after="60"/>
+              <w:jc w:val="left"/>
+            </w:pPr>
+            <w:r/>
+            <w:r>
+              <w:rPr>
+                <w:rFonts w:ascii="Arial" w:hAnsi="Arial"/>
+                <w:b/>
+                <w:i w:val="0"/>
+                <w:color w:val="2C3E50"/>
+                <w:sz w:val="20"/>
+              </w:rPr>
+              <w:t>Missões</w:t>
+            </w:r>
+          </w:p>
+        </w:tc>
+        <w:tc>
+          <w:tcPr>
+            <w:tcW w:type="dxa" w:w="6803"/>
+            <w:shd w:val="clear" w:color="auto" w:fill="F2F3F4"/>
+          </w:tcPr>
+          <w:p>
+            <w:pPr>
+              <w:spacing w:before="60" w:after="60"/>
+              <w:jc w:val="left"/>
+            </w:pPr>
+            <w:r/>
+            <w:r>
+              <w:rPr>
+                <w:rFonts w:ascii="Arial" w:hAnsi="Arial"/>
+                <w:b w:val="0"/>
+                <w:i w:val="0"/>
+                <w:color w:val="2C3E50"/>
+                <w:sz w:val="20"/>
+              </w:rPr>
+              <w:t>As missões abertas da torcida e os seus pontos</w:t>
+            </w:r>
+          </w:p>
+        </w:tc>
+      </w:tr>
+      <w:tr>
+        <w:tc>
+          <w:tcPr>
+            <w:tcW w:type="dxa" w:w="2268"/>
+            <w:shd w:val="clear" w:color="auto" w:fill="F2F3F4"/>
+          </w:tcPr>
+          <w:p>
+            <w:pPr>
+              <w:spacing w:before="60" w:after="60"/>
+              <w:jc w:val="left"/>
+            </w:pPr>
+            <w:r/>
+            <w:r>
+              <w:rPr>
+                <w:rFonts w:ascii="Arial" w:hAnsi="Arial"/>
+                <w:b/>
+                <w:i w:val="0"/>
+                <w:color w:val="2C3E50"/>
+                <w:sz w:val="20"/>
+              </w:rPr>
+              <w:t>Mural</w:t>
+            </w:r>
+          </w:p>
+        </w:tc>
+        <w:tc>
+          <w:tcPr>
+            <w:tcW w:type="dxa" w:w="6803"/>
+            <w:shd w:val="clear" w:color="auto" w:fill="F2F3F4"/>
+          </w:tcPr>
+          <w:p>
+            <w:pPr>
+              <w:spacing w:before="60" w:after="60"/>
+              <w:jc w:val="left"/>
+            </w:pPr>
+            <w:r/>
+            <w:r>
+              <w:rPr>
+                <w:rFonts w:ascii="Arial" w:hAnsi="Arial"/>
+                <w:b w:val="0"/>
+                <w:i w:val="0"/>
+                <w:color w:val="2C3E50"/>
+                <w:sz w:val="20"/>
+              </w:rPr>
+              <w:t>Recados e novidades da quadrilha para os sócios</w:t>
+            </w:r>
+          </w:p>
+        </w:tc>
+      </w:tr>
+      <w:tr>
+        <w:tc>
+          <w:tcPr>
+            <w:tcW w:type="dxa" w:w="2268"/>
+            <w:shd w:val="clear" w:color="auto" w:fill="F2F3F4"/>
+          </w:tcPr>
+          <w:p>
+            <w:pPr>
+              <w:spacing w:before="60" w:after="60"/>
+              <w:jc w:val="left"/>
+            </w:pPr>
+            <w:r/>
+            <w:r>
+              <w:rPr>
+                <w:rFonts w:ascii="Arial" w:hAnsi="Arial"/>
+                <w:b/>
+                <w:i w:val="0"/>
+                <w:color w:val="2C3E50"/>
+                <w:sz w:val="20"/>
+              </w:rPr>
+              <w:t>Finanças</w:t>
+            </w:r>
+          </w:p>
+        </w:tc>
+        <w:tc>
+          <w:tcPr>
+            <w:tcW w:type="dxa" w:w="6803"/>
+            <w:shd w:val="clear" w:color="auto" w:fill="F2F3F4"/>
+          </w:tcPr>
+          <w:p>
+            <w:pPr>
+              <w:spacing w:before="60" w:after="60"/>
+              <w:jc w:val="left"/>
+            </w:pPr>
+            <w:r/>
+            <w:r>
+              <w:rPr>
+                <w:rFonts w:ascii="Arial" w:hAnsi="Arial"/>
+                <w:b w:val="0"/>
+                <w:i w:val="0"/>
+                <w:color w:val="2C3E50"/>
+                <w:sz w:val="20"/>
+              </w:rPr>
+              <w:t>A prestação de contas, temporada por temporada</w:t>
+            </w:r>
+          </w:p>
+        </w:tc>
+      </w:tr>
+      <w:tr>
+        <w:tc>
+          <w:tcPr>
+            <w:tcW w:type="dxa" w:w="2268"/>
+            <w:shd w:val="clear" w:color="auto" w:fill="F2F3F4"/>
+          </w:tcPr>
+          <w:p>
+            <w:pPr>
+              <w:spacing w:before="60" w:after="60"/>
+              <w:jc w:val="left"/>
+            </w:pPr>
+            <w:r/>
+            <w:r>
+              <w:rPr>
+                <w:rFonts w:ascii="Arial" w:hAnsi="Arial"/>
+                <w:b/>
+                <w:i w:val="0"/>
+                <w:color w:val="2C3E50"/>
+                <w:sz w:val="20"/>
+              </w:rPr>
+              <w:t>Meus dados</w:t>
+            </w:r>
+          </w:p>
+        </w:tc>
+        <w:tc>
+          <w:tcPr>
+            <w:tcW w:type="dxa" w:w="6803"/>
+            <w:shd w:val="clear" w:color="auto" w:fill="F2F3F4"/>
+          </w:tcPr>
+          <w:p>
+            <w:pPr>
+              <w:spacing w:before="60" w:after="60"/>
+              <w:jc w:val="left"/>
+            </w:pPr>
+            <w:r/>
+            <w:r>
+              <w:rPr>
+                <w:rFonts w:ascii="Arial" w:hAnsi="Arial"/>
+                <w:b w:val="0"/>
+                <w:i w:val="0"/>
+                <w:color w:val="2C3E50"/>
+                <w:sz w:val="20"/>
+              </w:rPr>
+              <w:t>Você corrige nome, apelido, contato e e-mail quando precisar</w:t>
+            </w:r>
+          </w:p>
+        </w:tc>
+      </w:tr>
+    </w:tbl>
+    <w:p>
+      <w:pPr>
+        <w:spacing w:after="160"/>
+      </w:pPr>
+    </w:p>
+    <w:tbl>
+      <w:tblPr>
+        <w:tblW w:type="auto" w:w="0"/>
+        <w:tblLook w:firstColumn="1" w:firstRow="1" w:lastColumn="0" w:lastRow="0" w:noHBand="0" w:noVBand="1" w:val="04A0"/>
+        <w:tblBorders>
+          <w:top w:val="single" w:sz="4" w:space="0" w:color="2980B9"/>
+          <w:left w:val="single" w:sz="4" w:space="0" w:color="2980B9"/>
+          <w:bottom w:val="single" w:sz="4" w:space="0" w:color="2980B9"/>
+          <w:right w:val="single" w:sz="4" w:space="0" w:color="2980B9"/>
+          <w:insideH w:val="single" w:sz="4" w:space="0" w:color="2980B9"/>
+          <w:insideV w:val="single" w:sz="4" w:space="0" w:color="2980B9"/>
+        </w:tblBorders>
+      </w:tblPr>
+      <w:tblGrid>
+        <w:gridCol w:w="9072"/>
+      </w:tblGrid>
+      <w:tr>
+        <w:tc>
+          <w:tcPr>
+            <w:tcW w:type="dxa" w:w="9072"/>
+            <w:shd w:val="clear" w:color="auto" w:fill="F2F3F4"/>
+          </w:tcPr>
+          <w:p>
+            <w:pPr>
+              <w:spacing w:before="100" w:after="40"/>
+            </w:pPr>
+            <w:r/>
+            <w:r>
+              <w:rPr>
+                <w:rFonts w:ascii="Arial" w:hAnsi="Arial"/>
+                <w:b/>
+                <w:i w:val="0"/>
+                <w:color w:val="2980B9"/>
+                <w:sz w:val="22"/>
+              </w:rPr>
+              <w:t>Seus dados estão seguros</w:t>
+            </w:r>
+          </w:p>
+          <w:p>
+            <w:pPr>
+              <w:spacing w:after="120"/>
+              <w:jc w:val="both"/>
+            </w:pPr>
+            <w:r>
+              <w:rPr>
+                <w:rFonts w:ascii="Arial" w:hAnsi="Arial"/>
+                <w:b w:val="0"/>
+                <w:i w:val="0"/>
+                <w:color w:val="2C3E50"/>
+                <w:sz w:val="21"/>
+              </w:rPr>
+              <w:t>Seu CPF e sua data de nascimento são a sua chave de entrada — e por isso o site nunca mostra os dois em tela nenhuma, nem para você (o CPF aparece mascarado). Ninguém consegue ver a sua contribuição a não ser você e a coordenação.</w:t>
+            </w:r>
+          </w:p>
+        </w:tc>
+      </w:tr>
+    </w:tbl>
+    <w:p>
+      <w:pPr>
+        <w:spacing w:after="120"/>
+      </w:pPr>
+    </w:p>
+    <w:p>
+      <w:pPr>
+        <w:pStyle w:val="Heading1"/>
+        <w:spacing w:before="360" w:after="200"/>
+      </w:pPr>
+      <w:r>
+        <w:rPr>
+          <w:rFonts w:ascii="Arial" w:hAnsi="Arial"/>
+          <w:b/>
+          <w:i w:val="0"/>
+          <w:color w:val="922B21"/>
+          <w:sz w:val="32"/>
+        </w:rPr>
+        <w:t>TROFÉUS: SEU APOIO VIRA CONQUISTA</w:t>
+      </w:r>
+    </w:p>
+    <w:p>
+      <w:pPr>
+        <w:spacing w:after="140"/>
+        <w:jc w:val="both"/>
+      </w:pPr>
+      <w:r>
+        <w:rPr>
+          <w:rFonts w:ascii="Arial" w:hAnsi="Arial"/>
+          <w:b w:val="0"/>
+          <w:i w:val="0"/>
+          <w:color w:val="2C3E50"/>
+          <w:sz w:val="22"/>
+        </w:rPr>
+        <w:t>Cada contribuição confirmada desbloqueia conquistas no seu painel. Elas são suas, ficam registradas e contam desde o dia em que você entrou.</w:t>
+      </w:r>
+    </w:p>
+    <w:tbl>
+      <w:tblPr>
+        <w:tblW w:type="auto" w:w="0"/>
+        <w:jc w:val="center"/>
+        <w:tblLayout w:type="fixed"/>
+        <w:tblLook w:firstColumn="1" w:firstRow="1" w:lastColumn="0" w:lastRow="0" w:noHBand="0" w:noVBand="1" w:val="04A0"/>
+        <w:tblBorders>
+          <w:top w:val="single" w:sz="4" w:space="0" w:color="7F8C8D"/>
+          <w:left w:val="single" w:sz="4" w:space="0" w:color="7F8C8D"/>
+          <w:bottom w:val="single" w:sz="4" w:space="0" w:color="7F8C8D"/>
+          <w:right w:val="single" w:sz="4" w:space="0" w:color="7F8C8D"/>
+          <w:insideH w:val="single" w:sz="4" w:space="0" w:color="7F8C8D"/>
+          <w:insideV w:val="single" w:sz="4" w:space="0" w:color="7F8C8D"/>
+        </w:tblBorders>
+      </w:tblPr>
+      <w:tblGrid>
+        <w:gridCol w:w="4536"/>
+        <w:gridCol w:w="4536"/>
+      </w:tblGrid>
+      <w:tr>
+        <w:tc>
+          <w:tcPr>
+            <w:tcW w:type="dxa" w:w="2835"/>
+            <w:shd w:val="clear" w:color="auto" w:fill="922B21"/>
+          </w:tcPr>
+          <w:p>
+            <w:pPr>
+              <w:spacing w:before="60" w:after="60"/>
+              <w:jc w:val="left"/>
+            </w:pPr>
+            <w:r/>
+            <w:r>
+              <w:rPr>
+                <w:rFonts w:ascii="Arial" w:hAnsi="Arial"/>
+                <w:b/>
+                <w:i w:val="0"/>
+                <w:color w:val="FFFFFF"/>
+                <w:sz w:val="20"/>
+              </w:rPr>
+              <w:t>Conquista</w:t>
+            </w:r>
+          </w:p>
+        </w:tc>
+        <w:tc>
+          <w:tcPr>
+            <w:tcW w:type="dxa" w:w="6236"/>
+            <w:shd w:val="clear" w:color="auto" w:fill="922B21"/>
+          </w:tcPr>
+          <w:p>
+            <w:pPr>
+              <w:spacing w:before="60" w:after="60"/>
+              <w:jc w:val="left"/>
+            </w:pPr>
+            <w:r/>
+            <w:r>
+              <w:rPr>
+                <w:rFonts w:ascii="Arial" w:hAnsi="Arial"/>
+                <w:b/>
+                <w:i w:val="0"/>
+                <w:color w:val="FFFFFF"/>
+                <w:sz w:val="20"/>
+              </w:rPr>
+              <w:t>Como você desbloqueia</w:t>
+            </w:r>
+          </w:p>
+        </w:tc>
+      </w:tr>
+      <w:tr>
+        <w:tc>
+          <w:tcPr>
+            <w:tcW w:type="dxa" w:w="2835"/>
+            <w:shd w:val="clear" w:color="auto" w:fill="F2F3F4"/>
+          </w:tcPr>
+          <w:p>
+            <w:pPr>
+              <w:spacing w:before="60" w:after="60"/>
+              <w:jc w:val="left"/>
+            </w:pPr>
+            <w:r/>
+            <w:r>
+              <w:rPr>
+                <w:rFonts w:ascii="Arial" w:hAnsi="Arial"/>
+                <w:b/>
+                <w:i w:val="0"/>
+                <w:color w:val="2C3E50"/>
+                <w:sz w:val="20"/>
+              </w:rPr>
+              <w:t>Primeira Fagulha</w:t>
+            </w:r>
+          </w:p>
+        </w:tc>
+        <w:tc>
+          <w:tcPr>
+            <w:tcW w:type="dxa" w:w="6236"/>
+            <w:shd w:val="clear" w:color="auto" w:fill="F2F3F4"/>
+          </w:tcPr>
+          <w:p>
+            <w:pPr>
+              <w:spacing w:before="60" w:after="60"/>
+              <w:jc w:val="left"/>
+            </w:pPr>
+            <w:r/>
+            <w:r>
+              <w:rPr>
+                <w:rFonts w:ascii="Arial" w:hAnsi="Arial"/>
+                <w:b w:val="0"/>
+                <w:i w:val="0"/>
+                <w:color w:val="2C3E50"/>
+                <w:sz w:val="20"/>
+              </w:rPr>
+              <w:t>Sua primeira contribuição confirmada</w:t>
+            </w:r>
+          </w:p>
+        </w:tc>
+      </w:tr>
+      <w:tr>
+        <w:tc>
+          <w:tcPr>
+            <w:tcW w:type="dxa" w:w="2835"/>
+            <w:shd w:val="clear" w:color="auto" w:fill="F2F3F4"/>
+          </w:tcPr>
+          <w:p>
+            <w:pPr>
+              <w:spacing w:before="60" w:after="60"/>
+              <w:jc w:val="left"/>
+            </w:pPr>
+            <w:r/>
+            <w:r>
+              <w:rPr>
+                <w:rFonts w:ascii="Arial" w:hAnsi="Arial"/>
+                <w:b/>
+                <w:i w:val="0"/>
+                <w:color w:val="2C3E50"/>
+                <w:sz w:val="20"/>
+              </w:rPr>
+              <w:t>Pontual</w:t>
+            </w:r>
+          </w:p>
+        </w:tc>
+        <w:tc>
+          <w:tcPr>
+            <w:tcW w:type="dxa" w:w="6236"/>
+            <w:shd w:val="clear" w:color="auto" w:fill="F2F3F4"/>
+          </w:tcPr>
+          <w:p>
+            <w:pPr>
+              <w:spacing w:before="60" w:after="60"/>
+              <w:jc w:val="left"/>
+            </w:pPr>
+            <w:r/>
+            <w:r>
+              <w:rPr>
+                <w:rFonts w:ascii="Arial" w:hAnsi="Arial"/>
+                <w:b w:val="0"/>
+                <w:i w:val="0"/>
+                <w:color w:val="2C3E50"/>
+                <w:sz w:val="20"/>
+              </w:rPr>
+              <w:t>Contribuir dentro do prazo</w:t>
+            </w:r>
+          </w:p>
+        </w:tc>
+      </w:tr>
+      <w:tr>
+        <w:tc>
+          <w:tcPr>
+            <w:tcW w:type="dxa" w:w="2835"/>
+            <w:shd w:val="clear" w:color="auto" w:fill="F2F3F4"/>
+          </w:tcPr>
+          <w:p>
+            <w:pPr>
+              <w:spacing w:before="60" w:after="60"/>
+              <w:jc w:val="left"/>
+            </w:pPr>
+            <w:r/>
+            <w:r>
+              <w:rPr>
+                <w:rFonts w:ascii="Arial" w:hAnsi="Arial"/>
+                <w:b/>
+                <w:i w:val="0"/>
+                <w:color w:val="2C3E50"/>
+                <w:sz w:val="20"/>
+              </w:rPr>
+              <w:t>Trio de Fogo</w:t>
+            </w:r>
+          </w:p>
+        </w:tc>
+        <w:tc>
+          <w:tcPr>
+            <w:tcW w:type="dxa" w:w="6236"/>
+            <w:shd w:val="clear" w:color="auto" w:fill="F2F3F4"/>
+          </w:tcPr>
+          <w:p>
+            <w:pPr>
+              <w:spacing w:before="60" w:after="60"/>
+              <w:jc w:val="left"/>
+            </w:pPr>
+            <w:r/>
+            <w:r>
+              <w:rPr>
+                <w:rFonts w:ascii="Arial" w:hAnsi="Arial"/>
+                <w:b w:val="0"/>
+                <w:i w:val="0"/>
+                <w:color w:val="2C3E50"/>
+                <w:sz w:val="20"/>
+              </w:rPr>
+              <w:t>Três meses seguidos em dia</w:t>
+            </w:r>
+          </w:p>
+        </w:tc>
+      </w:tr>
+      <w:tr>
+        <w:tc>
+          <w:tcPr>
+            <w:tcW w:type="dxa" w:w="2835"/>
+            <w:shd w:val="clear" w:color="auto" w:fill="F2F3F4"/>
+          </w:tcPr>
+          <w:p>
+            <w:pPr>
+              <w:spacing w:before="60" w:after="60"/>
+              <w:jc w:val="left"/>
+            </w:pPr>
+            <w:r/>
+            <w:r>
+              <w:rPr>
+                <w:rFonts w:ascii="Arial" w:hAnsi="Arial"/>
+                <w:b/>
+                <w:i w:val="0"/>
+                <w:color w:val="2C3E50"/>
+                <w:sz w:val="20"/>
+              </w:rPr>
+              <w:t>Sócio Fiel</w:t>
+            </w:r>
+          </w:p>
+        </w:tc>
+        <w:tc>
+          <w:tcPr>
+            <w:tcW w:type="dxa" w:w="6236"/>
+            <w:shd w:val="clear" w:color="auto" w:fill="F2F3F4"/>
+          </w:tcPr>
+          <w:p>
+            <w:pPr>
+              <w:spacing w:before="60" w:after="60"/>
+              <w:jc w:val="left"/>
+            </w:pPr>
+            <w:r/>
+            <w:r>
+              <w:rPr>
+                <w:rFonts w:ascii="Arial" w:hAnsi="Arial"/>
+                <w:b w:val="0"/>
+                <w:i w:val="0"/>
+                <w:color w:val="2C3E50"/>
+                <w:sz w:val="20"/>
+              </w:rPr>
+              <w:t>Três meses seguidos em dia — este é entregue na sua mão pela coordenação</w:t>
+            </w:r>
+          </w:p>
+        </w:tc>
+      </w:tr>
+      <w:tr>
+        <w:tc>
+          <w:tcPr>
+            <w:tcW w:type="dxa" w:w="2835"/>
+            <w:shd w:val="clear" w:color="auto" w:fill="F2F3F4"/>
+          </w:tcPr>
+          <w:p>
+            <w:pPr>
+              <w:spacing w:before="60" w:after="60"/>
+              <w:jc w:val="left"/>
+            </w:pPr>
+            <w:r/>
+            <w:r>
+              <w:rPr>
+                <w:rFonts w:ascii="Arial" w:hAnsi="Arial"/>
+                <w:b/>
+                <w:i w:val="0"/>
+                <w:color w:val="2C3E50"/>
+                <w:sz w:val="20"/>
+              </w:rPr>
+              <w:t>Temporada Completa</w:t>
+            </w:r>
+          </w:p>
+        </w:tc>
+        <w:tc>
+          <w:tcPr>
+            <w:tcW w:type="dxa" w:w="6236"/>
+            <w:shd w:val="clear" w:color="auto" w:fill="F2F3F4"/>
+          </w:tcPr>
+          <w:p>
+            <w:pPr>
+              <w:spacing w:before="60" w:after="60"/>
+              <w:jc w:val="left"/>
+            </w:pPr>
+            <w:r/>
+            <w:r>
+              <w:rPr>
+                <w:rFonts w:ascii="Arial" w:hAnsi="Arial"/>
+                <w:b w:val="0"/>
+                <w:i w:val="0"/>
+                <w:color w:val="2C3E50"/>
+                <w:sz w:val="20"/>
+              </w:rPr>
+              <w:t>Contribuir em todos os meses da sua temporada</w:t>
+            </w:r>
+          </w:p>
+        </w:tc>
+      </w:tr>
+      <w:tr>
+        <w:tc>
+          <w:tcPr>
+            <w:tcW w:type="dxa" w:w="2835"/>
+            <w:shd w:val="clear" w:color="auto" w:fill="F2F3F4"/>
+          </w:tcPr>
+          <w:p>
+            <w:pPr>
+              <w:spacing w:before="60" w:after="60"/>
+              <w:jc w:val="left"/>
+            </w:pPr>
+            <w:r/>
+            <w:r>
+              <w:rPr>
+                <w:rFonts w:ascii="Arial" w:hAnsi="Arial"/>
+                <w:b/>
+                <w:i w:val="0"/>
+                <w:color w:val="2C3E50"/>
+                <w:sz w:val="20"/>
+              </w:rPr>
+              <w:t>Chamador de Gente</w:t>
+            </w:r>
+          </w:p>
+        </w:tc>
+        <w:tc>
+          <w:tcPr>
+            <w:tcW w:type="dxa" w:w="6236"/>
+            <w:shd w:val="clear" w:color="auto" w:fill="F2F3F4"/>
+          </w:tcPr>
+          <w:p>
+            <w:pPr>
+              <w:spacing w:before="60" w:after="60"/>
+              <w:jc w:val="left"/>
+            </w:pPr>
+            <w:r/>
+            <w:r>
+              <w:rPr>
+                <w:rFonts w:ascii="Arial" w:hAnsi="Arial"/>
+                <w:b w:val="0"/>
+                <w:i w:val="0"/>
+                <w:color w:val="2C3E50"/>
+                <w:sz w:val="20"/>
+              </w:rPr>
+              <w:t>Indicar alguém que virou sócio de verdade</w:t>
+            </w:r>
+          </w:p>
+        </w:tc>
+      </w:tr>
+      <w:tr>
+        <w:tc>
+          <w:tcPr>
+            <w:tcW w:type="dxa" w:w="2835"/>
+            <w:shd w:val="clear" w:color="auto" w:fill="F2F3F4"/>
+          </w:tcPr>
+          <w:p>
+            <w:pPr>
+              <w:spacing w:before="60" w:after="60"/>
+              <w:jc w:val="left"/>
+            </w:pPr>
+            <w:r/>
+            <w:r>
+              <w:rPr>
+                <w:rFonts w:ascii="Arial" w:hAnsi="Arial"/>
+                <w:b/>
+                <w:i w:val="0"/>
+                <w:color w:val="2C3E50"/>
+                <w:sz w:val="20"/>
+              </w:rPr>
+              <w:t>Veterano</w:t>
+            </w:r>
+          </w:p>
+        </w:tc>
+        <w:tc>
+          <w:tcPr>
+            <w:tcW w:type="dxa" w:w="6236"/>
+            <w:shd w:val="clear" w:color="auto" w:fill="F2F3F4"/>
+          </w:tcPr>
+          <w:p>
+            <w:pPr>
+              <w:spacing w:before="60" w:after="60"/>
+              <w:jc w:val="left"/>
+            </w:pPr>
+            <w:r/>
+            <w:r>
+              <w:rPr>
+                <w:rFonts w:ascii="Arial" w:hAnsi="Arial"/>
+                <w:b w:val="0"/>
+                <w:i w:val="0"/>
+                <w:color w:val="2C3E50"/>
+                <w:sz w:val="20"/>
+              </w:rPr>
+              <w:t>Apoiar a quadrilha em mais de uma temporada</w:t>
+            </w:r>
+          </w:p>
+        </w:tc>
+      </w:tr>
+      <w:tr>
+        <w:tc>
+          <w:tcPr>
+            <w:tcW w:type="dxa" w:w="2835"/>
+            <w:shd w:val="clear" w:color="auto" w:fill="F2F3F4"/>
+          </w:tcPr>
+          <w:p>
+            <w:pPr>
+              <w:spacing w:before="60" w:after="60"/>
+              <w:jc w:val="left"/>
+            </w:pPr>
+            <w:r/>
+            <w:r>
+              <w:rPr>
+                <w:rFonts w:ascii="Arial" w:hAnsi="Arial"/>
+                <w:b/>
+                <w:i w:val="0"/>
+                <w:color w:val="2C3E50"/>
+                <w:sz w:val="20"/>
+              </w:rPr>
+              <w:t>Torcedor de Arquibancada</w:t>
+            </w:r>
+          </w:p>
+        </w:tc>
+        <w:tc>
+          <w:tcPr>
+            <w:tcW w:type="dxa" w:w="6236"/>
+            <w:shd w:val="clear" w:color="auto" w:fill="F2F3F4"/>
+          </w:tcPr>
+          <w:p>
+            <w:pPr>
+              <w:spacing w:before="60" w:after="60"/>
+              <w:jc w:val="left"/>
+            </w:pPr>
+            <w:r/>
+            <w:r>
+              <w:rPr>
+                <w:rFonts w:ascii="Arial" w:hAnsi="Arial"/>
+                <w:b w:val="0"/>
+                <w:i w:val="0"/>
+                <w:color w:val="2C3E50"/>
+                <w:sz w:val="20"/>
+              </w:rPr>
+              <w:t>Presença registrada nos eventos da quadrilha</w:t>
+            </w:r>
+          </w:p>
+        </w:tc>
+      </w:tr>
+      <w:tr>
+        <w:tc>
+          <w:tcPr>
+            <w:tcW w:type="dxa" w:w="2835"/>
+            <w:shd w:val="clear" w:color="auto" w:fill="F2F3F4"/>
+          </w:tcPr>
+          <w:p>
+            <w:pPr>
+              <w:spacing w:before="60" w:after="60"/>
+              <w:jc w:val="left"/>
+            </w:pPr>
+            <w:r/>
+            <w:r>
+              <w:rPr>
+                <w:rFonts w:ascii="Arial" w:hAnsi="Arial"/>
+                <w:b/>
+                <w:i w:val="0"/>
+                <w:color w:val="2C3E50"/>
+                <w:sz w:val="20"/>
+              </w:rPr>
+              <w:t>Missão Cumprida</w:t>
+            </w:r>
+          </w:p>
+        </w:tc>
+        <w:tc>
+          <w:tcPr>
+            <w:tcW w:type="dxa" w:w="6236"/>
+            <w:shd w:val="clear" w:color="auto" w:fill="F2F3F4"/>
+          </w:tcPr>
+          <w:p>
+            <w:pPr>
+              <w:spacing w:before="60" w:after="60"/>
+              <w:jc w:val="left"/>
+            </w:pPr>
+            <w:r/>
+            <w:r>
+              <w:rPr>
+                <w:rFonts w:ascii="Arial" w:hAnsi="Arial"/>
+                <w:b w:val="0"/>
+                <w:i w:val="0"/>
+                <w:color w:val="2C3E50"/>
+                <w:sz w:val="20"/>
+              </w:rPr>
+              <w:t>Sua primeira missão aprovada</w:t>
+            </w:r>
+          </w:p>
+        </w:tc>
+      </w:tr>
+      <w:tr>
+        <w:tc>
+          <w:tcPr>
+            <w:tcW w:type="dxa" w:w="2835"/>
+            <w:shd w:val="clear" w:color="auto" w:fill="F2F3F4"/>
+          </w:tcPr>
+          <w:p>
+            <w:pPr>
+              <w:spacing w:before="60" w:after="60"/>
+              <w:jc w:val="left"/>
+            </w:pPr>
+            <w:r/>
+            <w:r>
+              <w:rPr>
+                <w:rFonts w:ascii="Arial" w:hAnsi="Arial"/>
+                <w:b/>
+                <w:i w:val="0"/>
+                <w:color w:val="2C3E50"/>
+                <w:sz w:val="20"/>
+              </w:rPr>
+              <w:t>Puxador de Fila</w:t>
+            </w:r>
+          </w:p>
+        </w:tc>
+        <w:tc>
+          <w:tcPr>
+            <w:tcW w:type="dxa" w:w="6236"/>
+            <w:shd w:val="clear" w:color="auto" w:fill="F2F3F4"/>
+          </w:tcPr>
+          <w:p>
+            <w:pPr>
+              <w:spacing w:before="60" w:after="60"/>
+              <w:jc w:val="left"/>
+            </w:pPr>
+            <w:r/>
+            <w:r>
+              <w:rPr>
+                <w:rFonts w:ascii="Arial" w:hAnsi="Arial"/>
+                <w:b w:val="0"/>
+                <w:i w:val="0"/>
+                <w:color w:val="2C3E50"/>
+                <w:sz w:val="20"/>
+              </w:rPr>
+              <w:t>Cinco missões aprovadas na temporada</w:t>
+            </w:r>
+          </w:p>
+        </w:tc>
+      </w:tr>
+    </w:tbl>
+    <w:p>
+      <w:pPr>
+        <w:spacing w:after="160"/>
+      </w:pPr>
+    </w:p>
+    <w:p>
+      <w:pPr>
+        <w:pStyle w:val="Heading1"/>
+        <w:spacing w:before="360" w:after="200"/>
+      </w:pPr>
+      <w:r>
+        <w:rPr>
+          <w:rFonts w:ascii="Arial" w:hAnsi="Arial"/>
+          <w:b/>
+          <w:i w:val="0"/>
+          <w:color w:val="922B21"/>
+          <w:sz w:val="32"/>
+        </w:rPr>
+        <w:t>MISSÕES DA TORCIDA</w:t>
+      </w:r>
+    </w:p>
+    <w:p>
+      <w:pPr>
+        <w:spacing w:after="140"/>
+        <w:jc w:val="both"/>
+      </w:pPr>
+      <w:r>
+        <w:rPr>
+          <w:rFonts w:ascii="Arial" w:hAnsi="Arial"/>
+          <w:b w:val="0"/>
+          <w:i w:val="0"/>
+          <w:color w:val="2C3E50"/>
+          <w:sz w:val="22"/>
+        </w:rPr>
+        <w:t>Ser sócio não é só pagar. Toda semana a quadrilha publica uma missão — uma enquete sobre a Explosão, um post para compartilhar, presença num ensaio aberto, uma indicação de novo sócio. Cada missão vale pontos, e os pontos valem troféus e posição no ranking da torcida.</w:t>
+      </w:r>
+    </w:p>
+    <w:p>
+      <w:pPr>
+        <w:pStyle w:val="ListBullet"/>
+        <w:spacing w:after="80"/>
+      </w:pPr>
+      <w:r>
+        <w:rPr>
+          <w:rFonts w:ascii="Arial" w:hAnsi="Arial"/>
+          <w:b w:val="0"/>
+          <w:i w:val="0"/>
+          <w:color w:val="2C3E50"/>
+          <w:sz w:val="22"/>
+        </w:rPr>
+        <w:t>São rápidas: a maioria se resolve em um minuto, no próprio site.</w:t>
+      </w:r>
+    </w:p>
+    <w:p>
+      <w:pPr>
+        <w:pStyle w:val="ListBullet"/>
+        <w:spacing w:after="80"/>
+      </w:pPr>
+      <w:r>
+        <w:rPr>
+          <w:rFonts w:ascii="Arial" w:hAnsi="Arial"/>
+          <w:b w:val="0"/>
+          <w:i w:val="0"/>
+          <w:color w:val="2C3E50"/>
+          <w:sz w:val="22"/>
+        </w:rPr>
+        <w:t>Não é obrigatório: quem só quer contribuir e torcer segue com todos os benefícios.</w:t>
+      </w:r>
+    </w:p>
+    <w:p>
+      <w:pPr>
+        <w:pStyle w:val="ListBullet"/>
+        <w:spacing w:after="80"/>
+      </w:pPr>
+      <w:r>
+        <w:rPr>
+          <w:rFonts w:ascii="Arial" w:hAnsi="Arial"/>
+          <w:b w:val="0"/>
+          <w:i w:val="0"/>
+          <w:color w:val="2C3E50"/>
+          <w:sz w:val="22"/>
+        </w:rPr>
+        <w:t>Quem está com o mês em aberto continua jogando; os pontos ficam guardados e são liberados quando o mês é pago.</w:t>
+      </w:r>
+    </w:p>
+    <w:p>
+      <w:pPr>
+        <w:pStyle w:val="Heading1"/>
+        <w:spacing w:before="360" w:after="200"/>
+      </w:pPr>
+      <w:r>
+        <w:rPr>
+          <w:rFonts w:ascii="Arial" w:hAnsi="Arial"/>
+          <w:b/>
+          <w:i w:val="0"/>
+          <w:color w:val="922B21"/>
+          <w:sz w:val="32"/>
+        </w:rPr>
+        <w:t>E SE EU ATRASAR?</w:t>
+      </w:r>
+    </w:p>
+    <w:p>
+      <w:pPr>
+        <w:spacing w:after="140"/>
+        <w:jc w:val="both"/>
+      </w:pPr>
+      <w:r>
+        <w:rPr>
+          <w:rFonts w:ascii="Arial" w:hAnsi="Arial"/>
+          <w:b w:val="0"/>
+          <w:i w:val="0"/>
+          <w:color w:val="2C3E50"/>
+          <w:sz w:val="22"/>
+        </w:rPr>
+        <w:t>Nada de multa, juros ou cobrança retroativa. Nunca. O que acontece é só isto:</w:t>
+      </w:r>
+    </w:p>
+    <w:tbl>
+      <w:tblPr>
+        <w:tblW w:type="auto" w:w="0"/>
+        <w:jc w:val="center"/>
+        <w:tblLayout w:type="fixed"/>
+        <w:tblLook w:firstColumn="1" w:firstRow="1" w:lastColumn="0" w:lastRow="0" w:noHBand="0" w:noVBand="1" w:val="04A0"/>
+        <w:tblBorders>
+          <w:top w:val="single" w:sz="4" w:space="0" w:color="7F8C8D"/>
+          <w:left w:val="single" w:sz="4" w:space="0" w:color="7F8C8D"/>
+          <w:bottom w:val="single" w:sz="4" w:space="0" w:color="7F8C8D"/>
+          <w:right w:val="single" w:sz="4" w:space="0" w:color="7F8C8D"/>
+          <w:insideH w:val="single" w:sz="4" w:space="0" w:color="7F8C8D"/>
+          <w:insideV w:val="single" w:sz="4" w:space="0" w:color="7F8C8D"/>
+        </w:tblBorders>
+      </w:tblPr>
+      <w:tblGrid>
+        <w:gridCol w:w="4536"/>
+        <w:gridCol w:w="4536"/>
+      </w:tblGrid>
+      <w:tr>
+        <w:tc>
+          <w:tcPr>
+            <w:tcW w:type="dxa" w:w="2835"/>
+            <w:shd w:val="clear" w:color="auto" w:fill="922B21"/>
+          </w:tcPr>
+          <w:p>
+            <w:pPr>
+              <w:spacing w:before="60" w:after="60"/>
+              <w:jc w:val="left"/>
+            </w:pPr>
+            <w:r/>
+            <w:r>
+              <w:rPr>
+                <w:rFonts w:ascii="Arial" w:hAnsi="Arial"/>
+                <w:b/>
+                <w:i w:val="0"/>
+                <w:color w:val="FFFFFF"/>
+                <w:sz w:val="20"/>
+              </w:rPr>
+              <w:t>Situação</w:t>
+            </w:r>
+          </w:p>
+        </w:tc>
+        <w:tc>
+          <w:tcPr>
+            <w:tcW w:type="dxa" w:w="6236"/>
+            <w:shd w:val="clear" w:color="auto" w:fill="922B21"/>
+          </w:tcPr>
+          <w:p>
+            <w:pPr>
+              <w:spacing w:before="60" w:after="60"/>
+              <w:jc w:val="left"/>
+            </w:pPr>
+            <w:r/>
+            <w:r>
+              <w:rPr>
+                <w:rFonts w:ascii="Arial" w:hAnsi="Arial"/>
+                <w:b/>
+                <w:i w:val="0"/>
+                <w:color w:val="FFFFFF"/>
+                <w:sz w:val="20"/>
+              </w:rPr>
+              <w:t>O que muda</w:t>
+            </w:r>
+          </w:p>
+        </w:tc>
+      </w:tr>
+      <w:tr>
+        <w:tc>
+          <w:tcPr>
+            <w:tcW w:type="dxa" w:w="2835"/>
+            <w:shd w:val="clear" w:color="auto" w:fill="F2F3F4"/>
+          </w:tcPr>
+          <w:p>
+            <w:pPr>
+              <w:spacing w:before="60" w:after="60"/>
+              <w:jc w:val="left"/>
+            </w:pPr>
+            <w:r/>
+            <w:r>
+              <w:rPr>
+                <w:rFonts w:ascii="Arial" w:hAnsi="Arial"/>
+                <w:b/>
+                <w:i w:val="0"/>
+                <w:color w:val="2C3E50"/>
+                <w:sz w:val="20"/>
+              </w:rPr>
+              <w:t>Pagou depois do dia 5</w:t>
+            </w:r>
+          </w:p>
+        </w:tc>
+        <w:tc>
+          <w:tcPr>
+            <w:tcW w:type="dxa" w:w="6236"/>
+            <w:shd w:val="clear" w:color="auto" w:fill="F2F3F4"/>
+          </w:tcPr>
+          <w:p>
+            <w:pPr>
+              <w:spacing w:before="60" w:after="60"/>
+              <w:jc w:val="left"/>
+            </w:pPr>
+            <w:r/>
+            <w:r>
+              <w:rPr>
+                <w:rFonts w:ascii="Arial" w:hAnsi="Arial"/>
+                <w:b w:val="0"/>
+                <w:i w:val="0"/>
+                <w:color w:val="2C3E50"/>
+                <w:sz w:val="20"/>
+              </w:rPr>
+              <w:t>Vale como pago. Você só não ganha o troféu daquele mês e a sua sequência recomeça</w:t>
+            </w:r>
+          </w:p>
+        </w:tc>
+      </w:tr>
+      <w:tr>
+        <w:tc>
+          <w:tcPr>
+            <w:tcW w:type="dxa" w:w="2835"/>
+            <w:shd w:val="clear" w:color="auto" w:fill="F2F3F4"/>
+          </w:tcPr>
+          <w:p>
+            <w:pPr>
+              <w:spacing w:before="60" w:after="60"/>
+              <w:jc w:val="left"/>
+            </w:pPr>
+            <w:r/>
+            <w:r>
+              <w:rPr>
+                <w:rFonts w:ascii="Arial" w:hAnsi="Arial"/>
+                <w:b/>
+                <w:i w:val="0"/>
+                <w:color w:val="2C3E50"/>
+                <w:sz w:val="20"/>
+              </w:rPr>
+              <w:t>Mês em aberto</w:t>
+            </w:r>
+          </w:p>
+        </w:tc>
+        <w:tc>
+          <w:tcPr>
+            <w:tcW w:type="dxa" w:w="6236"/>
+            <w:shd w:val="clear" w:color="auto" w:fill="F2F3F4"/>
+          </w:tcPr>
+          <w:p>
+            <w:pPr>
+              <w:spacing w:before="60" w:after="60"/>
+              <w:jc w:val="left"/>
+            </w:pPr>
+            <w:r/>
+            <w:r>
+              <w:rPr>
+                <w:rFonts w:ascii="Arial" w:hAnsi="Arial"/>
+                <w:b w:val="0"/>
+                <w:i w:val="0"/>
+                <w:color w:val="2C3E50"/>
+                <w:sz w:val="20"/>
+              </w:rPr>
+              <w:t>Você fica de fora dos sorteios até regularizar. Painel, mural, missões e finanças continuam abertos</w:t>
+            </w:r>
+          </w:p>
+        </w:tc>
+      </w:tr>
+      <w:tr>
+        <w:tc>
+          <w:tcPr>
+            <w:tcW w:type="dxa" w:w="2835"/>
+            <w:shd w:val="clear" w:color="auto" w:fill="F2F3F4"/>
+          </w:tcPr>
+          <w:p>
+            <w:pPr>
+              <w:spacing w:before="60" w:after="60"/>
+              <w:jc w:val="left"/>
+            </w:pPr>
+            <w:r/>
+            <w:r>
+              <w:rPr>
+                <w:rFonts w:ascii="Arial" w:hAnsi="Arial"/>
+                <w:b/>
+                <w:i w:val="0"/>
+                <w:color w:val="2C3E50"/>
+                <w:sz w:val="20"/>
+              </w:rPr>
+              <w:t>Um mês fechado sem pagar</w:t>
+            </w:r>
+          </w:p>
+        </w:tc>
+        <w:tc>
+          <w:tcPr>
+            <w:tcW w:type="dxa" w:w="6236"/>
+            <w:shd w:val="clear" w:color="auto" w:fill="F2F3F4"/>
+          </w:tcPr>
+          <w:p>
+            <w:pPr>
+              <w:spacing w:before="60" w:after="60"/>
+              <w:jc w:val="left"/>
+            </w:pPr>
+            <w:r/>
+            <w:r>
+              <w:rPr>
+                <w:rFonts w:ascii="Arial" w:hAnsi="Arial"/>
+                <w:b w:val="0"/>
+                <w:i w:val="0"/>
+                <w:color w:val="2C3E50"/>
+                <w:sz w:val="20"/>
+              </w:rPr>
+              <w:t>Sai dos sorteios e do mural; o painel continua seu</w:t>
+            </w:r>
+          </w:p>
+        </w:tc>
+      </w:tr>
+      <w:tr>
+        <w:tc>
+          <w:tcPr>
+            <w:tcW w:type="dxa" w:w="2835"/>
+            <w:shd w:val="clear" w:color="auto" w:fill="F2F3F4"/>
+          </w:tcPr>
+          <w:p>
+            <w:pPr>
+              <w:spacing w:before="60" w:after="60"/>
+              <w:jc w:val="left"/>
+            </w:pPr>
+            <w:r/>
+            <w:r>
+              <w:rPr>
+                <w:rFonts w:ascii="Arial" w:hAnsi="Arial"/>
+                <w:b/>
+                <w:i w:val="0"/>
+                <w:color w:val="2C3E50"/>
+                <w:sz w:val="20"/>
+              </w:rPr>
+              <w:t>Dois meses seguidos sem pagar</w:t>
+            </w:r>
+          </w:p>
+        </w:tc>
+        <w:tc>
+          <w:tcPr>
+            <w:tcW w:type="dxa" w:w="6236"/>
+            <w:shd w:val="clear" w:color="auto" w:fill="F2F3F4"/>
+          </w:tcPr>
+          <w:p>
+            <w:pPr>
+              <w:spacing w:before="60" w:after="60"/>
+              <w:jc w:val="left"/>
+            </w:pPr>
+            <w:r/>
+            <w:r>
+              <w:rPr>
+                <w:rFonts w:ascii="Arial" w:hAnsi="Arial"/>
+                <w:b w:val="0"/>
+                <w:i w:val="0"/>
+                <w:color w:val="2C3E50"/>
+                <w:sz w:val="20"/>
+              </w:rPr>
+              <w:t>Sai do quadro ativo e o progresso da temporada zera</w:t>
+            </w:r>
+          </w:p>
+        </w:tc>
+      </w:tr>
+      <w:tr>
+        <w:tc>
+          <w:tcPr>
+            <w:tcW w:type="dxa" w:w="2835"/>
+            <w:shd w:val="clear" w:color="auto" w:fill="F2F3F4"/>
+          </w:tcPr>
+          <w:p>
+            <w:pPr>
+              <w:spacing w:before="60" w:after="60"/>
+              <w:jc w:val="left"/>
+            </w:pPr>
+            <w:r/>
+            <w:r>
+              <w:rPr>
+                <w:rFonts w:ascii="Arial" w:hAnsi="Arial"/>
+                <w:b/>
+                <w:i w:val="0"/>
+                <w:color w:val="2C3E50"/>
+                <w:sz w:val="20"/>
+              </w:rPr>
+              <w:t>Voltando depois</w:t>
+            </w:r>
+          </w:p>
+        </w:tc>
+        <w:tc>
+          <w:tcPr>
+            <w:tcW w:type="dxa" w:w="6236"/>
+            <w:shd w:val="clear" w:color="auto" w:fill="F2F3F4"/>
+          </w:tcPr>
+          <w:p>
+            <w:pPr>
+              <w:spacing w:before="60" w:after="60"/>
+              <w:jc w:val="left"/>
+            </w:pPr>
+            <w:r/>
+            <w:r>
+              <w:rPr>
+                <w:rFonts w:ascii="Arial" w:hAnsi="Arial"/>
+                <w:b w:val="0"/>
+                <w:i w:val="0"/>
+                <w:color w:val="2C3E50"/>
+                <w:sz w:val="20"/>
+              </w:rPr>
+              <w:t>Você mantém para sempre o número da carteirinha, a antiguidade e o histórico. Volta pagando só o mês corrente, e pode até trocar de nível na volta</w:t>
+            </w:r>
+          </w:p>
+        </w:tc>
+      </w:tr>
+    </w:tbl>
+    <w:p>
+      <w:pPr>
+        <w:spacing w:after="160"/>
+      </w:pPr>
+    </w:p>
+    <w:p>
+      <w:pPr>
+        <w:pStyle w:val="Heading1"/>
+        <w:spacing w:before="360" w:after="200"/>
+      </w:pPr>
+      <w:r>
+        <w:rPr>
+          <w:rFonts w:ascii="Arial" w:hAnsi="Arial"/>
+          <w:b/>
+          <w:i w:val="0"/>
+          <w:color w:val="922B21"/>
+          <w:sz w:val="32"/>
+        </w:rPr>
         <w:t>PARA ONDE VAI O DINHEIRO</w:t>
       </w:r>
     </w:p>
     <w:p>
+      <w:pPr>
+        <w:spacing w:after="140"/>
+        <w:jc w:val="both"/>
+      </w:pPr>
       <w:r>
+        <w:rPr>
+          <w:rFonts w:ascii="Arial" w:hAnsi="Arial"/>
+          <w:b w:val="0"/>
+          <w:i w:val="0"/>
+          <w:color w:val="2C3E50"/>
+          <w:sz w:val="22"/>
+        </w:rPr>
         <w:t>A contribuição dos sócios ajuda a manter o que faz a Explosão acontecer o ano todo:</w:t>
       </w:r>
     </w:p>
     <w:p>
       <w:pPr>
-        <w:pStyle w:val="ListParagraph"/>
+        <w:pStyle w:val="ListBullet"/>
+        <w:spacing w:after="80"/>
       </w:pPr>
       <w:r>
+        <w:rPr>
+          <w:rFonts w:ascii="Arial" w:hAnsi="Arial"/>
+          <w:b w:val="0"/>
+          <w:i w:val="0"/>
+          <w:color w:val="2C3E50"/>
+          <w:sz w:val="22"/>
+        </w:rPr>
         <w:t>Figurino, blusa do tema e produção das apresentações.</w:t>
       </w:r>
     </w:p>
     <w:p>
       <w:pPr>
-        <w:pStyle w:val="ListParagraph"/>
+        <w:pStyle w:val="ListBullet"/>
+        <w:spacing w:after="80"/>
       </w:pPr>
       <w:r>
-        <w:t>Estrutura de ensaios e do Arraial da Explosão Junina.</w:t>
+        <w:rPr>
+          <w:rFonts w:ascii="Arial" w:hAnsi="Arial"/>
+          <w:b w:val="0"/>
+          <w:i w:val="0"/>
+          <w:color w:val="2C3E50"/>
+          <w:sz w:val="22"/>
+        </w:rPr>
+        <w:t>Estrutura de ensaios e dos arraiais da quadrilha.</w:t>
       </w:r>
     </w:p>
     <w:p>
       <w:pPr>
-        <w:pStyle w:val="ListParagraph"/>
+        <w:pStyle w:val="ListBullet"/>
+        <w:spacing w:after="80"/>
       </w:pPr>
       <w:r>
+        <w:rPr>
+          <w:rFonts w:ascii="Arial" w:hAnsi="Arial"/>
+          <w:b w:val="0"/>
+          <w:i w:val="0"/>
+          <w:color w:val="2C3E50"/>
+          <w:sz w:val="22"/>
+        </w:rPr>
         <w:t>Transporte e logística para apresentações fora de Beruri.</w:t>
       </w:r>
     </w:p>
     <w:p>
       <w:pPr>
-        <w:pStyle w:val="ListParagraph"/>
+        <w:pStyle w:val="ListBullet"/>
+        <w:spacing w:after="80"/>
       </w:pPr>
       <w:r>
-        <w:t>Manutenção dos projetos e contrapartidas dos patrocinadores.</w:t>
+        <w:rPr>
+          <w:rFonts w:ascii="Arial" w:hAnsi="Arial"/>
+          <w:b w:val="0"/>
+          <w:i w:val="0"/>
+          <w:color w:val="2C3E50"/>
+          <w:sz w:val="22"/>
+        </w:rPr>
+        <w:t>Manutenção dos projetos e das contrapartidas dos patrocinadores.</w:t>
       </w:r>
     </w:p>
     <w:p>
       <w:pPr>
         <w:pStyle w:val="Heading1"/>
+        <w:spacing w:before="360" w:after="200"/>
       </w:pPr>
       <w:r>
+        <w:rPr>
+          <w:rFonts w:ascii="Arial" w:hAnsi="Arial"/>
+          <w:b/>
+          <w:i w:val="0"/>
+          <w:color w:val="922B21"/>
+          <w:sz w:val="32"/>
+        </w:rPr>
         <w:t>METAS (ilustrativo)</w:t>
       </w:r>
     </w:p>
     <w:p>
+      <w:pPr>
+        <w:spacing w:after="140"/>
+        <w:jc w:val="both"/>
+      </w:pPr>
       <w:r>
+        <w:rPr>
+          <w:rFonts w:ascii="Arial" w:hAnsi="Arial"/>
+          <w:b w:val="0"/>
+          <w:i w:val="0"/>
+          <w:color w:val="2C3E50"/>
+          <w:sz w:val="22"/>
+        </w:rPr>
         <w:t>Meta inicial: 100 sócios torcedores na temporada 2027. Um cenário simples de exemplo:</w:t>
       </w:r>
     </w:p>
     <w:p>
       <w:pPr>
-        <w:pStyle w:val="ListParagraph"/>
+        <w:pStyle w:val="ListBullet"/>
+        <w:spacing w:after="80"/>
       </w:pPr>
       <w:r>
+        <w:rPr>
+          <w:rFonts w:ascii="Arial" w:hAnsi="Arial"/>
+          <w:b w:val="0"/>
+          <w:i w:val="0"/>
+          <w:color w:val="2C3E50"/>
+          <w:sz w:val="22"/>
+        </w:rPr>
         <w:t>60 no nível Fogueira (R$ 10) = R$ 600/mês</w:t>
       </w:r>
     </w:p>
     <w:p>
       <w:pPr>
-        <w:pStyle w:val="ListParagraph"/>
+        <w:pStyle w:val="ListBullet"/>
+        <w:spacing w:after="80"/>
       </w:pPr>
       <w:r>
+        <w:rPr>
+          <w:rFonts w:ascii="Arial" w:hAnsi="Arial"/>
+          <w:b w:val="0"/>
+          <w:i w:val="0"/>
+          <w:color w:val="2C3E50"/>
+          <w:sz w:val="22"/>
+        </w:rPr>
         <w:t>30 no nível Bandeirinha (R$ 20) = R$ 600/mês</w:t>
       </w:r>
     </w:p>
     <w:p>
       <w:pPr>
-        <w:pStyle w:val="ListParagraph"/>
+        <w:pStyle w:val="ListBullet"/>
+        <w:spacing w:after="80"/>
       </w:pPr>
       <w:r>
+        <w:rPr>
+          <w:rFonts w:ascii="Arial" w:hAnsi="Arial"/>
+          <w:b w:val="0"/>
+          <w:i w:val="0"/>
+          <w:color w:val="2C3E50"/>
+          <w:sz w:val="22"/>
+        </w:rPr>
         <w:t>10 no nível Estrela do Arraial (R$ 30) = R$ 300/mês</w:t>
       </w:r>
     </w:p>
     <w:p>
+      <w:pPr>
+        <w:spacing w:after="140"/>
+        <w:jc w:val="both"/>
+      </w:pPr>
       <w:r>
+        <w:rPr>
+          <w:rFonts w:ascii="Arial" w:hAnsi="Arial"/>
+          <w:b w:val="0"/>
+          <w:i w:val="0"/>
+          <w:color w:val="2C3E50"/>
+          <w:sz w:val="22"/>
+        </w:rPr>
         <w:t>Total do exemplo: cerca de R$ 1.500 por mês — aproximadamente R$ 15.000 na temporada de dez meses, só com a torcida. Números meramente ilustrativos, para dimensionar o potencial do programa.</w:t>
+      </w:r>
+    </w:p>
+    <w:p>
+      <w:r>
+        <w:br w:type="page"/>
       </w:r>
     </w:p>
     <w:p>
       <w:pPr>
         <w:pStyle w:val="Heading1"/>
+        <w:spacing w:before="360" w:after="200"/>
       </w:pPr>
       <w:r>
+        <w:rPr>
+          <w:rFonts w:ascii="Arial" w:hAnsi="Arial"/>
+          <w:b/>
+          <w:i w:val="0"/>
+          <w:color w:val="922B21"/>
+          <w:sz w:val="32"/>
+        </w:rPr>
         <w:t>COMO SE TORNAR SÓCIO TORCEDOR</w:t>
       </w:r>
     </w:p>
     <w:p>
       <w:pPr>
-        <w:pStyle w:val="ListParagraph"/>
+        <w:pStyle w:val="ListNumber"/>
+        <w:spacing w:after="80"/>
       </w:pPr>
       <w:r>
-        <w:t>1. Escolha o seu nível (Fogueira, Bandeirinha ou Estrela do Arraial).</w:t>
+        <w:rPr>
+          <w:rFonts w:ascii="Arial" w:hAnsi="Arial"/>
+          <w:b w:val="0"/>
+          <w:i w:val="0"/>
+          <w:color w:val="2C3E50"/>
+          <w:sz w:val="22"/>
+        </w:rPr>
+        <w:t>Escolha o seu nível: Fogueira, Bandeirinha ou Estrela do Arraial.</w:t>
       </w:r>
     </w:p>
     <w:p>
       <w:pPr>
-        <w:pStyle w:val="ListParagraph"/>
+        <w:pStyle w:val="ListNumber"/>
+        <w:spacing w:after="80"/>
       </w:pPr>
       <w:r>
-        <w:t>2. Faça a contribuição via Pix da quadrilha.</w:t>
+        <w:rPr>
+          <w:rFonts w:ascii="Arial" w:hAnsi="Arial"/>
+          <w:b w:val="0"/>
+          <w:i w:val="0"/>
+          <w:color w:val="2C3E50"/>
+          <w:sz w:val="22"/>
+        </w:rPr>
+        <w:t>Fale com a coordenação pelo WhatsApp oficial e informe nome completo, CPF, data de nascimento e contato — o CPF e a data de nascimento são o que vai te dar acesso ao painel.</w:t>
       </w:r>
     </w:p>
     <w:p>
       <w:pPr>
-        <w:pStyle w:val="ListParagraph"/>
+        <w:pStyle w:val="ListNumber"/>
+        <w:spacing w:after="80"/>
       </w:pPr>
       <w:r>
-        <w:t>3. Envie o comprovante e seu nome pelo WhatsApp oficial.</w:t>
+        <w:rPr>
+          <w:rFonts w:ascii="Arial" w:hAnsi="Arial"/>
+          <w:b w:val="0"/>
+          <w:i w:val="0"/>
+          <w:color w:val="2C3E50"/>
+          <w:sz w:val="22"/>
+        </w:rPr>
+        <w:t>Faça a contribuição pelo Pix da quadrilha (ou em dinheiro, com a coordenação).</w:t>
       </w:r>
     </w:p>
     <w:p>
       <w:pPr>
-        <w:pStyle w:val="ListParagraph"/>
+        <w:pStyle w:val="ListNumber"/>
+        <w:spacing w:after="80"/>
       </w:pPr>
       <w:r>
-        <w:t>4. Receba sua carteirinha digital, entre no Close Friends e faça parte da torcida oficial.</w:t>
+        <w:rPr>
+          <w:rFonts w:ascii="Arial" w:hAnsi="Arial"/>
+          <w:b w:val="0"/>
+          <w:i w:val="0"/>
+          <w:color w:val="2C3E50"/>
+          <w:sz w:val="22"/>
+        </w:rPr>
+        <w:t>Receba sua carteirinha digital, entre no Close Friends e acesse o seu painel de sócio no site.</w:t>
       </w:r>
     </w:p>
-    <w:p/>
     <w:p>
+      <w:pPr>
+        <w:spacing w:after="140"/>
+        <w:jc w:val="both"/>
+      </w:pPr>
       <w:r>
         <w:rPr>
-          <w:i/>
+          <w:rFonts w:ascii="Arial" w:hAnsi="Arial"/>
+          <w:b/>
+          <w:i w:val="0"/>
+          <w:color w:val="2C3E50"/>
+          <w:sz w:val="22"/>
         </w:rPr>
-        <w:t>Em desenvolvimento: um site próprio do Sócio Torcedor, com adesão e pagamento pela plataforma, um painel para acompanhar suas contribuições e as finanças da quadrilha, e troféus/conquistas que você desbloqueia ao longo do ano ao participar e manter seu apoio. Enquanto o site não chega, a adesão é pelo Pix + WhatsApp.</w:t>
+        <w:t xml:space="preserve">Em breve: </w:t>
+      </w:r>
+      <w:r>
+        <w:rPr>
+          <w:rFonts w:ascii="Arial" w:hAnsi="Arial"/>
+          <w:b w:val="0"/>
+          <w:i w:val="0"/>
+          <w:color w:val="2C3E50"/>
+          <w:sz w:val="22"/>
+        </w:rPr>
+        <w:t>Em breve: a página pública do programa, com adesão e pagamento pela própria plataforma. Enquanto ela não chega, a adesão é pelo WhatsApp e a coordenação faz o cadastro — depois é você quem entra no painel.</w:t>
       </w:r>
     </w:p>
-    <w:p/>
     <w:p>
+      <w:pPr>
+        <w:spacing w:after="140"/>
+        <w:jc w:val="both"/>
+      </w:pPr>
       <w:r>
+        <w:rPr>
+          <w:rFonts w:ascii="Arial" w:hAnsi="Arial"/>
+          <w:b w:val="0"/>
+          <w:i w:val="0"/>
+          <w:color w:val="2C3E50"/>
+          <w:sz w:val="22"/>
+        </w:rPr>
         <w:t>Empresa ou negócio que quer apoiar? Fale com a coordenação sobre o Kit Parceiro, com cotas e ações promocionais próprias para parceiros.</w:t>
       </w:r>
     </w:p>
     <w:p>
       <w:pPr>
         <w:pStyle w:val="Heading1"/>
+        <w:spacing w:before="360" w:after="200"/>
       </w:pPr>
       <w:r>
+        <w:rPr>
+          <w:rFonts w:ascii="Arial" w:hAnsi="Arial"/>
+          <w:b/>
+          <w:i w:val="0"/>
+          <w:color w:val="922B21"/>
+          <w:sz w:val="32"/>
+        </w:rPr>
+        <w:t>PERGUNTAS FREQUENTES</w:t>
+      </w:r>
+    </w:p>
+    <w:tbl>
+      <w:tblPr>
+        <w:tblW w:type="auto" w:w="0"/>
+        <w:jc w:val="center"/>
+        <w:tblLayout w:type="fixed"/>
+        <w:tblLook w:firstColumn="1" w:firstRow="1" w:lastColumn="0" w:lastRow="0" w:noHBand="0" w:noVBand="1" w:val="04A0"/>
+        <w:tblBorders>
+          <w:top w:val="single" w:sz="4" w:space="0" w:color="7F8C8D"/>
+          <w:left w:val="single" w:sz="4" w:space="0" w:color="7F8C8D"/>
+          <w:bottom w:val="single" w:sz="4" w:space="0" w:color="7F8C8D"/>
+          <w:right w:val="single" w:sz="4" w:space="0" w:color="7F8C8D"/>
+          <w:insideH w:val="single" w:sz="4" w:space="0" w:color="7F8C8D"/>
+          <w:insideV w:val="single" w:sz="4" w:space="0" w:color="7F8C8D"/>
+        </w:tblBorders>
+      </w:tblPr>
+      <w:tblGrid>
+        <w:gridCol w:w="4536"/>
+        <w:gridCol w:w="4536"/>
+      </w:tblGrid>
+      <w:tr>
+        <w:tc>
+          <w:tcPr>
+            <w:tcW w:type="dxa" w:w="3118"/>
+            <w:shd w:val="clear" w:color="auto" w:fill="922B21"/>
+          </w:tcPr>
+          <w:p>
+            <w:pPr>
+              <w:spacing w:before="60" w:after="60"/>
+              <w:jc w:val="left"/>
+            </w:pPr>
+            <w:r/>
+            <w:r>
+              <w:rPr>
+                <w:rFonts w:ascii="Arial" w:hAnsi="Arial"/>
+                <w:b/>
+                <w:i w:val="0"/>
+                <w:color w:val="FFFFFF"/>
+                <w:sz w:val="20"/>
+              </w:rPr>
+              <w:t>Pergunta</w:t>
+            </w:r>
+          </w:p>
+        </w:tc>
+        <w:tc>
+          <w:tcPr>
+            <w:tcW w:type="dxa" w:w="5953"/>
+            <w:shd w:val="clear" w:color="auto" w:fill="922B21"/>
+          </w:tcPr>
+          <w:p>
+            <w:pPr>
+              <w:spacing w:before="60" w:after="60"/>
+              <w:jc w:val="left"/>
+            </w:pPr>
+            <w:r/>
+            <w:r>
+              <w:rPr>
+                <w:rFonts w:ascii="Arial" w:hAnsi="Arial"/>
+                <w:b/>
+                <w:i w:val="0"/>
+                <w:color w:val="FFFFFF"/>
+                <w:sz w:val="20"/>
+              </w:rPr>
+              <w:t>Resposta</w:t>
+            </w:r>
+          </w:p>
+        </w:tc>
+      </w:tr>
+      <w:tr>
+        <w:tc>
+          <w:tcPr>
+            <w:tcW w:type="dxa" w:w="3118"/>
+            <w:shd w:val="clear" w:color="auto" w:fill="F2F3F4"/>
+          </w:tcPr>
+          <w:p>
+            <w:pPr>
+              <w:spacing w:before="60" w:after="60"/>
+              <w:jc w:val="left"/>
+            </w:pPr>
+            <w:r/>
+            <w:r>
+              <w:rPr>
+                <w:rFonts w:ascii="Arial" w:hAnsi="Arial"/>
+                <w:b/>
+                <w:i w:val="0"/>
+                <w:color w:val="2C3E50"/>
+                <w:sz w:val="20"/>
+              </w:rPr>
+              <w:t>Preciso ser de Beruri?</w:t>
+            </w:r>
+          </w:p>
+        </w:tc>
+        <w:tc>
+          <w:tcPr>
+            <w:tcW w:type="dxa" w:w="5953"/>
+            <w:shd w:val="clear" w:color="auto" w:fill="F2F3F4"/>
+          </w:tcPr>
+          <w:p>
+            <w:pPr>
+              <w:spacing w:before="60" w:after="60"/>
+              <w:jc w:val="left"/>
+            </w:pPr>
+            <w:r/>
+            <w:r>
+              <w:rPr>
+                <w:rFonts w:ascii="Arial" w:hAnsi="Arial"/>
+                <w:b w:val="0"/>
+                <w:i w:val="0"/>
+                <w:color w:val="2C3E50"/>
+                <w:sz w:val="20"/>
+              </w:rPr>
+              <w:t>Não. Qualquer pessoa que goste da Explosão pode ser sócio torcedor, de onde estiver</w:t>
+            </w:r>
+          </w:p>
+        </w:tc>
+      </w:tr>
+      <w:tr>
+        <w:tc>
+          <w:tcPr>
+            <w:tcW w:type="dxa" w:w="3118"/>
+            <w:shd w:val="clear" w:color="auto" w:fill="F2F3F4"/>
+          </w:tcPr>
+          <w:p>
+            <w:pPr>
+              <w:spacing w:before="60" w:after="60"/>
+              <w:jc w:val="left"/>
+            </w:pPr>
+            <w:r/>
+            <w:r>
+              <w:rPr>
+                <w:rFonts w:ascii="Arial" w:hAnsi="Arial"/>
+                <w:b/>
+                <w:i w:val="0"/>
+                <w:color w:val="2C3E50"/>
+                <w:sz w:val="20"/>
+              </w:rPr>
+              <w:t>Posso pagar a temporada inteira de uma vez?</w:t>
+            </w:r>
+          </w:p>
+        </w:tc>
+        <w:tc>
+          <w:tcPr>
+            <w:tcW w:type="dxa" w:w="5953"/>
+            <w:shd w:val="clear" w:color="auto" w:fill="F2F3F4"/>
+          </w:tcPr>
+          <w:p>
+            <w:pPr>
+              <w:spacing w:before="60" w:after="60"/>
+              <w:jc w:val="left"/>
+            </w:pPr>
+            <w:r/>
+            <w:r>
+              <w:rPr>
+                <w:rFonts w:ascii="Arial" w:hAnsi="Arial"/>
+                <w:b w:val="0"/>
+                <w:i w:val="0"/>
+                <w:color w:val="2C3E50"/>
+                <w:sz w:val="20"/>
+              </w:rPr>
+              <w:t>Pode. É só combinar com a coordenação na adesão</w:t>
+            </w:r>
+          </w:p>
+        </w:tc>
+      </w:tr>
+      <w:tr>
+        <w:tc>
+          <w:tcPr>
+            <w:tcW w:type="dxa" w:w="3118"/>
+            <w:shd w:val="clear" w:color="auto" w:fill="F2F3F4"/>
+          </w:tcPr>
+          <w:p>
+            <w:pPr>
+              <w:spacing w:before="60" w:after="60"/>
+              <w:jc w:val="left"/>
+            </w:pPr>
+            <w:r/>
+            <w:r>
+              <w:rPr>
+                <w:rFonts w:ascii="Arial" w:hAnsi="Arial"/>
+                <w:b/>
+                <w:i w:val="0"/>
+                <w:color w:val="2C3E50"/>
+                <w:sz w:val="20"/>
+              </w:rPr>
+              <w:t>Posso mudar de nível no meio do ano?</w:t>
+            </w:r>
+          </w:p>
+        </w:tc>
+        <w:tc>
+          <w:tcPr>
+            <w:tcW w:type="dxa" w:w="5953"/>
+            <w:shd w:val="clear" w:color="auto" w:fill="F2F3F4"/>
+          </w:tcPr>
+          <w:p>
+            <w:pPr>
+              <w:spacing w:before="60" w:after="60"/>
+              <w:jc w:val="left"/>
+            </w:pPr>
+            <w:r/>
+            <w:r>
+              <w:rPr>
+                <w:rFonts w:ascii="Arial" w:hAnsi="Arial"/>
+                <w:b w:val="0"/>
+                <w:i w:val="0"/>
+                <w:color w:val="2C3E50"/>
+                <w:sz w:val="20"/>
+              </w:rPr>
+              <w:t>Pode, quando quiser, pelo próprio painel. Vale a partir do primeiro mês ainda não pago</w:t>
+            </w:r>
+          </w:p>
+        </w:tc>
+      </w:tr>
+      <w:tr>
+        <w:tc>
+          <w:tcPr>
+            <w:tcW w:type="dxa" w:w="3118"/>
+            <w:shd w:val="clear" w:color="auto" w:fill="F2F3F4"/>
+          </w:tcPr>
+          <w:p>
+            <w:pPr>
+              <w:spacing w:before="60" w:after="60"/>
+              <w:jc w:val="left"/>
+            </w:pPr>
+            <w:r/>
+            <w:r>
+              <w:rPr>
+                <w:rFonts w:ascii="Arial" w:hAnsi="Arial"/>
+                <w:b/>
+                <w:i w:val="0"/>
+                <w:color w:val="2C3E50"/>
+                <w:sz w:val="20"/>
+              </w:rPr>
+              <w:t>Preciso participar das missões?</w:t>
+            </w:r>
+          </w:p>
+        </w:tc>
+        <w:tc>
+          <w:tcPr>
+            <w:tcW w:type="dxa" w:w="5953"/>
+            <w:shd w:val="clear" w:color="auto" w:fill="F2F3F4"/>
+          </w:tcPr>
+          <w:p>
+            <w:pPr>
+              <w:spacing w:before="60" w:after="60"/>
+              <w:jc w:val="left"/>
+            </w:pPr>
+            <w:r/>
+            <w:r>
+              <w:rPr>
+                <w:rFonts w:ascii="Arial" w:hAnsi="Arial"/>
+                <w:b w:val="0"/>
+                <w:i w:val="0"/>
+                <w:color w:val="2C3E50"/>
+                <w:sz w:val="20"/>
+              </w:rPr>
+              <w:t>Não. Elas são para quem quiser jogar junto; os benefícios do seu nível continuam iguais</w:t>
+            </w:r>
+          </w:p>
+        </w:tc>
+      </w:tr>
+      <w:tr>
+        <w:tc>
+          <w:tcPr>
+            <w:tcW w:type="dxa" w:w="3118"/>
+            <w:shd w:val="clear" w:color="auto" w:fill="F2F3F4"/>
+          </w:tcPr>
+          <w:p>
+            <w:pPr>
+              <w:spacing w:before="60" w:after="60"/>
+              <w:jc w:val="left"/>
+            </w:pPr>
+            <w:r/>
+            <w:r>
+              <w:rPr>
+                <w:rFonts w:ascii="Arial" w:hAnsi="Arial"/>
+                <w:b/>
+                <w:i w:val="0"/>
+                <w:color w:val="2C3E50"/>
+                <w:sz w:val="20"/>
+              </w:rPr>
+              <w:t>Ser Estrela aumenta minha chance no sorteio?</w:t>
+            </w:r>
+          </w:p>
+        </w:tc>
+        <w:tc>
+          <w:tcPr>
+            <w:tcW w:type="dxa" w:w="5953"/>
+            <w:shd w:val="clear" w:color="auto" w:fill="F2F3F4"/>
+          </w:tcPr>
+          <w:p>
+            <w:pPr>
+              <w:spacing w:before="60" w:after="60"/>
+              <w:jc w:val="left"/>
+            </w:pPr>
+            <w:r/>
+            <w:r>
+              <w:rPr>
+                <w:rFonts w:ascii="Arial" w:hAnsi="Arial"/>
+                <w:b w:val="0"/>
+                <w:i w:val="0"/>
+                <w:color w:val="2C3E50"/>
+                <w:sz w:val="20"/>
+              </w:rPr>
+              <w:t>Não. Todo apoio vale igual na hora do sorteio — o que muda entre os níveis são os benefícios</w:t>
+            </w:r>
+          </w:p>
+        </w:tc>
+      </w:tr>
+      <w:tr>
+        <w:tc>
+          <w:tcPr>
+            <w:tcW w:type="dxa" w:w="3118"/>
+            <w:shd w:val="clear" w:color="auto" w:fill="F2F3F4"/>
+          </w:tcPr>
+          <w:p>
+            <w:pPr>
+              <w:spacing w:before="60" w:after="60"/>
+              <w:jc w:val="left"/>
+            </w:pPr>
+            <w:r/>
+            <w:r>
+              <w:rPr>
+                <w:rFonts w:ascii="Arial" w:hAnsi="Arial"/>
+                <w:b/>
+                <w:i w:val="0"/>
+                <w:color w:val="2C3E50"/>
+                <w:sz w:val="20"/>
+              </w:rPr>
+              <w:t>Como sei que o sorteio é honesto?</w:t>
+            </w:r>
+          </w:p>
+        </w:tc>
+        <w:tc>
+          <w:tcPr>
+            <w:tcW w:type="dxa" w:w="5953"/>
+            <w:shd w:val="clear" w:color="auto" w:fill="F2F3F4"/>
+          </w:tcPr>
+          <w:p>
+            <w:pPr>
+              <w:spacing w:before="60" w:after="60"/>
+              <w:jc w:val="left"/>
+            </w:pPr>
+            <w:r/>
+            <w:r>
+              <w:rPr>
+                <w:rFonts w:ascii="Arial" w:hAnsi="Arial"/>
+                <w:b w:val="0"/>
+                <w:i w:val="0"/>
+                <w:color w:val="2C3E50"/>
+                <w:sz w:val="20"/>
+              </w:rPr>
+              <w:t>A lista de participantes é publicada antes, o resultado sai na hora e a entrega do prêmio é registrada</w:t>
+            </w:r>
+          </w:p>
+        </w:tc>
+      </w:tr>
+      <w:tr>
+        <w:tc>
+          <w:tcPr>
+            <w:tcW w:type="dxa" w:w="3118"/>
+            <w:shd w:val="clear" w:color="auto" w:fill="F2F3F4"/>
+          </w:tcPr>
+          <w:p>
+            <w:pPr>
+              <w:spacing w:before="60" w:after="60"/>
+              <w:jc w:val="left"/>
+            </w:pPr>
+            <w:r/>
+            <w:r>
+              <w:rPr>
+                <w:rFonts w:ascii="Arial" w:hAnsi="Arial"/>
+                <w:b/>
+                <w:i w:val="0"/>
+                <w:color w:val="2C3E50"/>
+                <w:sz w:val="20"/>
+              </w:rPr>
+              <w:t>Posso cancelar quando quiser?</w:t>
+            </w:r>
+          </w:p>
+        </w:tc>
+        <w:tc>
+          <w:tcPr>
+            <w:tcW w:type="dxa" w:w="5953"/>
+            <w:shd w:val="clear" w:color="auto" w:fill="F2F3F4"/>
+          </w:tcPr>
+          <w:p>
+            <w:pPr>
+              <w:spacing w:before="60" w:after="60"/>
+              <w:jc w:val="left"/>
+            </w:pPr>
+            <w:r/>
+            <w:r>
+              <w:rPr>
+                <w:rFonts w:ascii="Arial" w:hAnsi="Arial"/>
+                <w:b w:val="0"/>
+                <w:i w:val="0"/>
+                <w:color w:val="2C3E50"/>
+                <w:sz w:val="20"/>
+              </w:rPr>
+              <w:t>Pode, sem multa e sem burocracia. Sua carteirinha e o seu histórico continuam guardados se você voltar</w:t>
+            </w:r>
+          </w:p>
+        </w:tc>
+      </w:tr>
+      <w:tr>
+        <w:tc>
+          <w:tcPr>
+            <w:tcW w:type="dxa" w:w="3118"/>
+            <w:shd w:val="clear" w:color="auto" w:fill="F2F3F4"/>
+          </w:tcPr>
+          <w:p>
+            <w:pPr>
+              <w:spacing w:before="60" w:after="60"/>
+              <w:jc w:val="left"/>
+            </w:pPr>
+            <w:r/>
+            <w:r>
+              <w:rPr>
+                <w:rFonts w:ascii="Arial" w:hAnsi="Arial"/>
+                <w:b/>
+                <w:i w:val="0"/>
+                <w:color w:val="2C3E50"/>
+                <w:sz w:val="20"/>
+              </w:rPr>
+              <w:t>E se eu esquecer de pagar um mês?</w:t>
+            </w:r>
+          </w:p>
+        </w:tc>
+        <w:tc>
+          <w:tcPr>
+            <w:tcW w:type="dxa" w:w="5953"/>
+            <w:shd w:val="clear" w:color="auto" w:fill="F2F3F4"/>
+          </w:tcPr>
+          <w:p>
+            <w:pPr>
+              <w:spacing w:before="60" w:after="60"/>
+              <w:jc w:val="left"/>
+            </w:pPr>
+            <w:r/>
+            <w:r>
+              <w:rPr>
+                <w:rFonts w:ascii="Arial" w:hAnsi="Arial"/>
+                <w:b w:val="0"/>
+                <w:i w:val="0"/>
+                <w:color w:val="2C3E50"/>
+                <w:sz w:val="20"/>
+              </w:rPr>
+              <w:t>Nada acontece além de ficar fora dos sorteios até regularizar. Sem multa, sem juros, sem cobrança retroativa</w:t>
+            </w:r>
+          </w:p>
+        </w:tc>
+      </w:tr>
+    </w:tbl>
+    <w:p>
+      <w:pPr>
+        <w:spacing w:after="160"/>
+      </w:pPr>
+    </w:p>
+    <w:p>
+      <w:pPr>
+        <w:pStyle w:val="Heading1"/>
+        <w:spacing w:before="360" w:after="200"/>
+      </w:pPr>
+      <w:r>
+        <w:rPr>
+          <w:rFonts w:ascii="Arial" w:hAnsi="Arial"/>
+          <w:b/>
+          <w:i w:val="0"/>
+          <w:color w:val="922B21"/>
+          <w:sz w:val="32"/>
+        </w:rPr>
         <w:t>NOSSO COMPROMISSO: TRANSPARÊNCIA TOTAL</w:t>
       </w:r>
     </w:p>
     <w:p>
+      <w:pPr>
+        <w:spacing w:after="140"/>
+        <w:jc w:val="both"/>
+      </w:pPr>
       <w:r>
+        <w:rPr>
+          <w:rFonts w:ascii="Arial" w:hAnsi="Arial"/>
+          <w:b w:val="0"/>
+          <w:i w:val="0"/>
+          <w:color w:val="2C3E50"/>
+          <w:sz w:val="22"/>
+        </w:rPr>
         <w:t>Assim como com os parceiros, cada real do Sócio Torcedor entra na prestação de contas aberta da quadrilha. O painel de finanças fica disponível aos sócios, liberado temporada por temporada, com o mesmo padrão de seriedade do Kit Parceiro.</w:t>
       </w:r>
     </w:p>
-    <w:p/>
     <w:p>
       <w:pPr>
+        <w:spacing w:after="120"/>
+      </w:pPr>
+    </w:p>
+    <w:p>
+      <w:pPr>
+        <w:spacing w:before="200" w:after="200"/>
         <w:jc w:val="center"/>
       </w:pPr>
       <w:r>
         <w:rPr>
+          <w:rFonts w:ascii="Arial" w:hAnsi="Arial"/>
           <w:b/>
-          <w:i w:val="0"/>
+          <w:i/>
+          <w:color w:val="922B21"/>
+          <w:sz w:val="24"/>
         </w:rPr>
         <w:t>“A Explosão é de Beruri. E Beruri é de quem faz junto.”</w:t>
       </w:r>
     </w:p>
-    <w:p/>
     <w:p>
       <w:pPr>
+        <w:spacing w:after="140"/>
         <w:jc w:val="center"/>
       </w:pPr>
       <w:r>
         <w:rPr>
+          <w:rFonts w:ascii="Arial" w:hAnsi="Arial"/>
           <w:b w:val="0"/>
           <w:i w:val="0"/>
+          <w:color w:val="2C3E50"/>
+          <w:sz w:val="22"/>
         </w:rPr>
         <w:t>FALE CONOSCO — [Nome do responsável] · [Telefone/WhatsApp] · [@explosaoberuri]</w:t>
       </w:r>
     </w:p>
     <w:sectPr>
-      <w:pgSz w:w="12240" w:h="15840"/>
-      <w:pgMar w:top="1440" w:right="1800" w:bottom="1440" w:left="1800" w:header="720" w:footer="720" w:gutter="0"/>
+      <w:pgSz w:w="11906" w:h="16838"/>
+      <w:pgMar w:top="1417" w:right="1417" w:bottom="1417" w:left="1417" w:header="720" w:footer="720" w:gutter="0"/>
       <w:cols w:space="720"/>
       <w:docGrid w:linePitch="360"/>
     </w:sectPr>
@@ -1067,6 +4069,11 @@
     <w:name w:val="Normal"/>
     <w:qFormat/>
     <w:rsid w:val="00FC693F"/>
+    <w:rPr>
+      <w:rFonts w:ascii="Arial" w:hAnsi="Arial"/>
+      <w:color w:val="2C3E50"/>
+      <w:sz w:val="22"/>
+    </w:rPr>
   </w:style>
   <w:style w:type="paragraph" w:styleId="Header">
     <w:name w:val="header"/>
